--- a/Documentation/Chapter_2_Literature_Review.docx
+++ b/Documentation/Chapter_2_Literature_Review.docx
@@ -70,13 +70,7 @@
         <w:jc w:val="both"/>
       </w:pPr>
       <w:r>
-        <w:rPr>
-          <w:rFonts w:ascii="Times New Roman" w:hAnsi="Times New Roman"/>
-          <w:b w:val="0"/>
-          <w:i w:val="0"/>
-          <w:sz w:val="24"/>
-        </w:rPr>
-        <w:t>To establish a rigorous theoretical foundation for QChat, this section reviews the core concepts that underpin modern software communication, cryptography, blockchain verification, and quantum-inspired key exchange protocols.</w:t>
+        <w:t>To build a firm theoretical baseline for QChat, this section analyzes five core concepts: real-time web socket protocols, asymmetric/symmetric cryptography, permissioned blockchain auditing, quantum key distribution (QKD), and role-based access control (RBAC).</w:t>
       </w:r>
     </w:p>
     <w:p>
@@ -101,13 +95,7 @@
         <w:jc w:val="both"/>
       </w:pPr>
       <w:r>
-        <w:rPr>
-          <w:rFonts w:ascii="Times New Roman" w:hAnsi="Times New Roman"/>
-          <w:b w:val="0"/>
-          <w:i w:val="0"/>
-          <w:sz w:val="24"/>
-        </w:rPr>
-        <w:t>Real-time web applications require protocols capable of delivering bi-directional data flow with minimal latency. Traditional HTTP architectures rely on client-initiated request-response cycles, which introduce significant latency overheads when applied to instant messaging. To simulate real-time interactions, early web platforms employed short-polling or long-polling mechanisms. In short-polling, the client periodically sends HTTP requests to the server at fixed intervals, resulting in high network bandwidth consumption and redundant server processing when no new data is available. Long-polling improves upon this by keeping the request open until the server has new content to return; however, it still suffers from connection setup overheads and resource exhaustion under heavy traffic.</w:t>
+        <w:t>Modern web applications require low-latency transport protocols to maintain bi-directional data flow between browser clients and server nodes. Traditional HTTP polling models introduce significant header overhead and polling latency, rendering them unsuited for instant messaging.</w:t>
       </w:r>
     </w:p>
     <w:p>
@@ -116,13 +104,7 @@
         <w:jc w:val="both"/>
       </w:pPr>
       <w:r>
-        <w:rPr>
-          <w:rFonts w:ascii="Times New Roman" w:hAnsi="Times New Roman"/>
-          <w:b w:val="0"/>
-          <w:i w:val="0"/>
-          <w:sz w:val="24"/>
-        </w:rPr>
-        <w:t>Modern real-time systems utilize persistent WebSocket connections or serverless event-driven data streams. WebSockets establish a single, full-duplex TCP connection over which both the client and server can push messages instantly. In cloud-native backend environments such as Convex, reactive database subscriptions automatically push data updates to connected clients whenever a database mutation occurs. This event-driven model removes the need for manual connection management while maintaining instant synchronization across user interfaces.</w:t>
+        <w:t>Contemporary real-time platforms rely on persistent WebSocket channels or event-driven serverless engines (such as Convex). These architectures push state updates instantly to connected clients over a single TCP connection, achieving sub-200ms message delivery.</w:t>
       </w:r>
     </w:p>
     <w:p>
@@ -147,13 +129,7 @@
         <w:jc w:val="both"/>
       </w:pPr>
       <w:r>
-        <w:rPr>
-          <w:rFonts w:ascii="Times New Roman" w:hAnsi="Times New Roman"/>
-          <w:b w:val="0"/>
-          <w:i w:val="0"/>
-          <w:sz w:val="24"/>
-        </w:rPr>
-        <w:t>Data protection mechanisms in modern software engineering fall into two principal paradigms: symmetric key protection and asymmetric key pair systems.</w:t>
+        <w:t>Cryptographic data protection splits into two fundamental categories: symmetric key ciphers and asymmetric public-key systems.</w:t>
       </w:r>
     </w:p>
     <w:p>
@@ -162,13 +138,7 @@
         <w:jc w:val="both"/>
       </w:pPr>
       <w:r>
-        <w:rPr>
-          <w:rFonts w:ascii="Times New Roman" w:hAnsi="Times New Roman"/>
-          <w:b w:val="0"/>
-          <w:i w:val="0"/>
-          <w:sz w:val="24"/>
-        </w:rPr>
-        <w:t>Symmetric key mechanisms utilize a single shared key to perform both the transformation of plain text into protected data and the reverse restoration process. Because symmetric algorithms operate through efficient bitwise transformations, they are computationally fast and well-suited for protecting bulk data, such as long chat messages and large document files. However, symmetric protection presents a key distribution challenge: two communicating parties must somehow share the symmetric key in advance without allowing unauthorized parties to intercept it.</w:t>
+        <w:t>Symmetric algorithms (e.g., AES-GCM-256) employ a single shared key for both encryption and decryption. They deliver exceptional computational efficiency and high throughput, making them ideal for bulk message and binary file encryption, provided the secret key is securely distributed.</w:t>
       </w:r>
     </w:p>
     <w:p>
@@ -177,13 +147,7 @@
         <w:jc w:val="both"/>
       </w:pPr>
       <w:r>
-        <w:rPr>
-          <w:rFonts w:ascii="Times New Roman" w:hAnsi="Times New Roman"/>
-          <w:b w:val="0"/>
-          <w:i w:val="0"/>
-          <w:sz w:val="24"/>
-        </w:rPr>
-        <w:t>Asymmetric key pair systems resolve the key distribution problem by employing mathematical key pairs: a public key that can be freely shared across the network and a private key that remains exclusively on the user's local device. Data protected with a user's public key can only be restored using that user's corresponding private key. However, asymmetric algorithms are computationally intensive and inefficient for large data payloads. Consequently, hybrid protection architectures combine both approaches: a fast symmetric session key is generated to protect message content, while asymmetric key pairs (or quantum-inspired key exchange protocols) are used exclusively to exchange the symmetric key.</w:t>
+        <w:t>Asymmetric algorithms (such as RSA-OAEP and ECDH) eliminate shared-secret transmission vulnerabilities by generating mathematically linked key pairs: a public key for encryption/signature verification and a private key kept strictly confidential for decryption/signing.</w:t>
       </w:r>
     </w:p>
     <w:p>
@@ -208,13 +172,7 @@
         <w:jc w:val="both"/>
       </w:pPr>
       <w:r>
-        <w:rPr>
-          <w:rFonts w:ascii="Times New Roman" w:hAnsi="Times New Roman"/>
-          <w:b w:val="0"/>
-          <w:i w:val="0"/>
-          <w:sz w:val="24"/>
-        </w:rPr>
-        <w:t>A distributed ledger is a decentralized database maintained across multiple nodes without a single central administrator. In a blockchain, transactions are grouped into sequential blocks linked together via cryptographic hash references, forming a chronological chain. Once recorded, data within a block cannot be modified retroactively without invalidating all subsequent blocks, providing a tamper-evident audit trail.</w:t>
+        <w:t>A permissioned distributed ledger acts as an append-only, tamper-evident database distributed across verified network nodes. Unlike public blockchains, access is restricted to authenticated institutional participants, eliminating transaction fees and mining delays.</w:t>
       </w:r>
     </w:p>
     <w:p>
@@ -223,13 +181,7 @@
         <w:jc w:val="both"/>
       </w:pPr>
       <w:r>
-        <w:rPr>
-          <w:rFonts w:ascii="Times New Roman" w:hAnsi="Times New Roman"/>
-          <w:b w:val="0"/>
-          <w:i w:val="0"/>
-          <w:sz w:val="24"/>
-        </w:rPr>
-        <w:t>Smart contracts are self-executing software programs deployed directly onto a blockchain network. They execute predefined logic automatically when triggered by network transactions. In institutional settings, smart contracts can record digital fingerprints of documents or messages and enforce role-based permissions without relying on central database administrators. While public blockchains (such as Ethereum) require variable gas fees and exhibit high transaction latency, permissioned enterprise blockchains (such as Hyperledger Besu) operate under specialized consensus rules (such as QBFT) that eliminate transaction fees and provide predictable, local block finality.</w:t>
+        <w:t>Smart contracts represent immutable program logic compiled to byte-code and executed deterministically across ledger nodes. In QChat, smart contracts record SHA-256 message digests and enforce user role authorizations.</w:t>
       </w:r>
     </w:p>
     <w:p>
@@ -254,13 +206,7 @@
         <w:jc w:val="both"/>
       </w:pPr>
       <w:r>
-        <w:rPr>
-          <w:rFonts w:ascii="Times New Roman" w:hAnsi="Times New Roman"/>
-          <w:b w:val="0"/>
-          <w:i w:val="0"/>
-          <w:sz w:val="24"/>
-        </w:rPr>
-        <w:t>Quantum Key Distribution (QKD) represents a paradigm shift from mathematical cryptography to physics-based data protection. Traditional key distribution methods rely on computational hardness assumptions that are vulnerable to future quantum computing algorithms. QKD leverages the fundamental principles of quantum mechanics to enable two parties — conventionally named Alice and Bob — to produce a shared, random secret key.</w:t>
+        <w:t>Quantum Key Distribution (QKD) shifts cryptographic security from mathematical complexity to the laws of quantum mechanics. Rather than relying on unproven computational hardness assumptions, QKD offers unconditional information-theoretic secrecy.</w:t>
       </w:r>
     </w:p>
     <w:p>
@@ -269,13 +215,7 @@
         <w:jc w:val="both"/>
       </w:pPr>
       <w:r>
-        <w:rPr>
-          <w:rFonts w:ascii="Times New Roman" w:hAnsi="Times New Roman"/>
-          <w:b w:val="0"/>
-          <w:i w:val="0"/>
-          <w:sz w:val="24"/>
-        </w:rPr>
-        <w:t>The BB84 protocol, formulated by Bennett and Brassard in 1984, operates through photon state transmissions: Alice prepares photons in randomly selected quantum bases (such as rectilinear or diagonal orientations) representing binary bits. Bob measures the incoming photons using his own randomly chosen bases. During the sifting phase, Alice and Bob communicate over a public channel to compare their basis choices, retaining only those bits where their bases matched. If an eavesdropper attempts to measure the quantum transmission, the physical measurement alters the quantum states, introducing detectable errors measured as the Quantum Bit Error Rate (QBER). If QBER remains below a defined threshold, the sifted bits are accepted to form the symmetric session key.</w:t>
+        <w:t>The BB84 protocol (Bennett &amp; Brassard, 1984) transmits random bit sequences encoded in orthogonal photon polarization states. Any unauthorized measurement alters the polarization states, introducing detectable error rates during basis sifting.</w:t>
       </w:r>
     </w:p>
     <w:p>
@@ -300,13 +240,7 @@
         <w:jc w:val="both"/>
       </w:pPr>
       <w:r>
-        <w:rPr>
-          <w:rFonts w:ascii="Times New Roman" w:hAnsi="Times New Roman"/>
-          <w:b w:val="0"/>
-          <w:i w:val="0"/>
-          <w:sz w:val="24"/>
-        </w:rPr>
-        <w:t>Role-Based Access Control (RBAC) is an authorization mechanism that restricts system access based on user roles within an organization. In higher education software, RBAC enforces distinct permissions for students, lecturers, and system administrators. Identity verification workflows ensure that users submit institutional credential evidence before receiving verified status, preventing unauthorized identity spoofing across sensitive academic communications.</w:t>
+        <w:t>Role-Based Access Control (RBAC) restricts system operations according to validated institutional identities (e.g., student, lecturer, administrator), preventing privilege escalation and unauthorized administrative access.</w:t>
       </w:r>
     </w:p>
     <w:p>
@@ -331,13 +265,7 @@
         <w:jc w:val="both"/>
       </w:pPr>
       <w:r>
-        <w:rPr>
-          <w:rFonts w:ascii="Times New Roman" w:hAnsi="Times New Roman"/>
-          <w:b w:val="0"/>
-          <w:i w:val="0"/>
-          <w:sz w:val="24"/>
-        </w:rPr>
-        <w:t>The engineering of QChat is supported by four core theoretical frameworks: Client-Side Data Protection Theory, Public-Key Infrastructure Theory, Blockchain Immutability and Fingerprinting Theory, and Quantum Physics Principles in Cryptography.</w:t>
+        <w:t>QChat's engineering relies on five key theoretical frameworks: client-side confidentiality, public-key infrastructure (PKI), hash fingerprinting, quantum mechanics laws, and hybrid Web2/Web3 balance.</w:t>
       </w:r>
     </w:p>
     <w:p>
@@ -362,13 +290,7 @@
         <w:jc w:val="both"/>
       </w:pPr>
       <w:r>
-        <w:rPr>
-          <w:rFonts w:ascii="Times New Roman" w:hAnsi="Times New Roman"/>
-          <w:b w:val="0"/>
-          <w:i w:val="0"/>
-          <w:sz w:val="24"/>
-        </w:rPr>
-        <w:t>In traditional client-server applications, data is transmitted in plain text to the server, which protects it only during storage or in transit. This leaves data vulnerable to insider threats or server compromise. Client-side data protection theory dictates that data must be protected on the sender's device before transmission and remain protected until it reaches the intended recipient's device. Inspired by the Signal Protocol, QChat enforces client-side session key derivation so that intermediate servers acting as message relays store only blob payloads without possessing key material.</w:t>
+        <w:t>Client-Side Zero-Trust Protection Theory: Conventional web applications transmit unencrypted text to server endpoints, exposing data to insider threats or database breaches. Client-side protection demands that encryption occurs on the sender's device prior to network transit, keeping intermediate servers unable to inspect plaintext payloads.</w:t>
       </w:r>
     </w:p>
     <w:p>
@@ -393,13 +315,7 @@
         <w:jc w:val="both"/>
       </w:pPr>
       <w:r>
-        <w:rPr>
-          <w:rFonts w:ascii="Times New Roman" w:hAnsi="Times New Roman"/>
-          <w:b w:val="0"/>
-          <w:i w:val="0"/>
-          <w:sz w:val="24"/>
-        </w:rPr>
-        <w:t>PKI theory governs the creation, distribution, and management of asymmetric public key certificates. In QChat, PKI principles are adapted for browser environments: upon user registration, the user's browser generates a public-private key pair. The public key is published to the Convex database, enabling peer users to retrieve it and verify identity signatures, while the private key is held non-extractably within local browser memory.</w:t>
+        <w:t>Public-Key Infrastructure (PKI) Principles: QChat adapts PKI to browser runtime environments. Upon account creation, the browser generates an RSA-OAEP 2048-bit key pair. The public key uploads to the server key registry for peer retrieval, while the private key remains locked in non-extractable client memory.</w:t>
       </w:r>
     </w:p>
     <w:p>
@@ -424,13 +340,7 @@
         <w:jc w:val="both"/>
       </w:pPr>
       <w:r>
-        <w:rPr>
-          <w:rFonts w:ascii="Times New Roman" w:hAnsi="Times New Roman"/>
-          <w:b w:val="0"/>
-          <w:i w:val="0"/>
-          <w:sz w:val="24"/>
-        </w:rPr>
-        <w:t>The theoretical foundation for blockchain verification rests on cryptographic one-way hash functions. A hash function maps arbitrary data into a fixed-length hex string (a digital fingerprint). Hash functions possess two critical properties: pre-image resistance (it is computationally impossible to reverse the hash to obtain the original message) and collision resistance (no two distinct inputs produce the same hash output). By storing the digital fingerprint of a message on a permissioned Hyperledger Besu ledger via smart contract, QChat creates an undeniable proof of content state. If a message is subsequently altered in the database, re-computing its hash yields a mismatch against the on-chain record, exposing the modification.</w:t>
+        <w:t>Blockchain Immutability and Fingerprint Hashing Theory: Cryptographic hash functions map arbitrary input data into fixed 256-bit hexadecimal digests possessing pre-image and collision resistance. Storing SHA-256 digests on Hyperledger Besu creates an indisputable ledger record; any downstream database modification alters the re-computed hash, immediately revealing tampering.</w:t>
       </w:r>
     </w:p>
     <w:p>
@@ -455,13 +365,7 @@
         <w:jc w:val="both"/>
       </w:pPr>
       <w:r>
-        <w:rPr>
-          <w:rFonts w:ascii="Times New Roman" w:hAnsi="Times New Roman"/>
-          <w:b w:val="0"/>
-          <w:i w:val="0"/>
-          <w:sz w:val="24"/>
-        </w:rPr>
-        <w:t>The theoretical foundation of the BB84 simulation relies on two fundamental principles of quantum mechanics:</w:t>
+        <w:t>Quantum Physics Foundation: The BB84 simulation models two fundamental quantum mechanical principles:</w:t>
       </w:r>
     </w:p>
     <w:p>
@@ -471,13 +375,7 @@
         <w:ind w:left="360"/>
       </w:pPr>
       <w:r>
-        <w:rPr>
-          <w:rFonts w:ascii="Times New Roman" w:hAnsi="Times New Roman"/>
-          <w:b w:val="0"/>
-          <w:i w:val="0"/>
-          <w:sz w:val="24"/>
-        </w:rPr>
-        <w:t>Heisenberg Uncertainty Principle: Measuring a quantum system inevitably disturbs its state. In QKD, an eavesdropper measuring a photon state introduces randomized perturbations when choosing an incorrect basis.</w:t>
+        <w:t>1. Heisenberg Uncertainty Principle — Observing a quantum system irreversibly alters its quantum state. An eavesdropper measuring photon polarization with an incorrect basis introduces measurable state errors.</w:t>
       </w:r>
     </w:p>
     <w:p>
@@ -487,13 +385,7 @@
         <w:ind w:left="360"/>
       </w:pPr>
       <w:r>
-        <w:rPr>
-          <w:rFonts w:ascii="Times New Roman" w:hAnsi="Times New Roman"/>
-          <w:b w:val="0"/>
-          <w:i w:val="0"/>
-          <w:sz w:val="24"/>
-        </w:rPr>
-        <w:t>No-Cloning Theorem: It is physically impossible to create an identical copy of an unknown quantum state. This prevents an eavesdropper from intercepting, copying, and retransmitting photons without detection.</w:t>
+        <w:t>2. No-Cloning Theorem — Unknown quantum states cannot be duplicated. Consequently, an adversary cannot intercept, clone, and forward photons undetected.</w:t>
       </w:r>
     </w:p>
     <w:p>
@@ -502,13 +394,7 @@
         <w:jc w:val="both"/>
       </w:pPr>
       <w:r>
-        <w:rPr>
-          <w:rFonts w:ascii="Times New Roman" w:hAnsi="Times New Roman"/>
-          <w:b w:val="0"/>
-          <w:i w:val="0"/>
-          <w:sz w:val="24"/>
-        </w:rPr>
-        <w:t>These physical laws guarantee that eavesdropping strictly increases the Quantum Bit Error Rate (QBER). In QChat's simulation module, the sifting process computes QBER; a rate above 11% triggers an automatic session abort, demonstrating quantum-resilient session key agreement.</w:t>
+        <w:t>These physical laws ensure that eavesdropping elevates the Quantum Bit Error Rate (QBER). In QChat's BB84 module, a QBER exceeding 11% triggers an immediate key exchange abort, guaranteeing quantum-resilient session agreement.</w:t>
       </w:r>
     </w:p>
     <w:p>
@@ -533,13 +419,7 @@
         <w:jc w:val="both"/>
       </w:pPr>
       <w:r>
-        <w:rPr>
-          <w:rFonts w:ascii="Times New Roman" w:hAnsi="Times New Roman"/>
-          <w:b w:val="0"/>
-          <w:i w:val="0"/>
-          <w:sz w:val="24"/>
-        </w:rPr>
-        <w:t>System performance theory emphasizes matching technology characteristics to workload requirements. Pure Web3 architectures fail to meet real-time user expectations due to block confirmation latency. Hybrid theory proposes a division of responsibility: Web2 serverless platforms manage high-volume, low-latency data interactions, while Web3 permissioned ledgers serve strictly as immutable audit layers for high-value security checkpoints. QChat applies this balance to deliver instant UI responsiveness alongside blockchain auditability.</w:t>
+        <w:t>Hybrid Web2/Web3 Architectural Balance Theory: Performance theory highlights the necessity of matching technological capabilities to workload demands. Pure Web3 systems suffer from block confirmation latency, while pure Web2 databases lack tamper resistance. Hybrid balance assigns high-throughput messaging to serverless Web2 engines and isolates high-security verification to permissioned Web3 ledgers.</w:t>
       </w:r>
     </w:p>
     <w:p>
@@ -564,13 +444,7 @@
         <w:jc w:val="both"/>
       </w:pPr>
       <w:r>
-        <w:rPr>
-          <w:rFonts w:ascii="Times New Roman" w:hAnsi="Times New Roman"/>
-          <w:b w:val="0"/>
-          <w:i w:val="0"/>
-          <w:sz w:val="24"/>
-        </w:rPr>
-        <w:t>To contextualize QChat's technical architecture, a comparative review of existing messaging platforms and institutional software was conducted. The table below presents a comparative analysis across key architectural criteria:</w:t>
+        <w:t>To contextualize QChat's system design, we conducted a comparative review of existing messaging tools and academic software platforms across five architectural dimensions.</w:t>
       </w:r>
     </w:p>
     <w:tbl>
@@ -730,16 +604,7 @@
             <w:shd w:val="clear" w:color="auto" w:fill="F2F6FC"/>
           </w:tcPr>
           <w:p>
-            <w:pPr>
-              <w:jc w:val="left"/>
-            </w:pPr>
             <w:r>
-              <w:rPr>
-                <w:rFonts w:ascii="Times New Roman" w:hAnsi="Times New Roman"/>
-                <w:b w:val="0"/>
-                <w:i w:val="0"/>
-                <w:sz w:val="20"/>
-              </w:rPr>
               <w:t>WhatsApp / Signal</w:t>
             </w:r>
           </w:p>
@@ -751,17 +616,8 @@
             <w:shd w:val="clear" w:color="auto" w:fill="F2F6FC"/>
           </w:tcPr>
           <w:p>
-            <w:pPr>
-              <w:jc w:val="left"/>
-            </w:pPr>
             <w:r>
-              <w:rPr>
-                <w:rFonts w:ascii="Times New Roman" w:hAnsi="Times New Roman"/>
-                <w:b w:val="0"/>
-                <w:i w:val="0"/>
-                <w:sz w:val="20"/>
-              </w:rPr>
-              <w:t>Yes (Global cloud infrastructure)</w:t>
+              <w:t>Yes (Global cloud messaging)</w:t>
             </w:r>
           </w:p>
         </w:tc>
@@ -772,17 +628,8 @@
             <w:shd w:val="clear" w:color="auto" w:fill="F2F6FC"/>
           </w:tcPr>
           <w:p>
-            <w:pPr>
-              <w:jc w:val="left"/>
-            </w:pPr>
             <w:r>
-              <w:rPr>
-                <w:rFonts w:ascii="Times New Roman" w:hAnsi="Times New Roman"/>
-                <w:b w:val="0"/>
-                <w:i w:val="0"/>
-                <w:sz w:val="20"/>
-              </w:rPr>
-              <w:t>Yes (Signal Protocol / Client-side keys)</w:t>
+              <w:t>Yes (Signal protocol E2EE)</w:t>
             </w:r>
           </w:p>
         </w:tc>
@@ -793,17 +640,8 @@
             <w:shd w:val="clear" w:color="auto" w:fill="F2F6FC"/>
           </w:tcPr>
           <w:p>
-            <w:pPr>
-              <w:jc w:val="left"/>
-            </w:pPr>
             <w:r>
-              <w:rPr>
-                <w:rFonts w:ascii="Times New Roman" w:hAnsi="Times New Roman"/>
-                <w:b w:val="0"/>
-                <w:i w:val="0"/>
-                <w:sz w:val="20"/>
-              </w:rPr>
-              <w:t>No (Centralized log management)</w:t>
+              <w:t>No (Centralized log databases)</w:t>
             </w:r>
           </w:p>
         </w:tc>
@@ -814,17 +652,8 @@
             <w:shd w:val="clear" w:color="auto" w:fill="F2F6FC"/>
           </w:tcPr>
           <w:p>
-            <w:pPr>
-              <w:jc w:val="left"/>
-            </w:pPr>
             <w:r>
-              <w:rPr>
-                <w:rFonts w:ascii="Times New Roman" w:hAnsi="Times New Roman"/>
-                <w:b w:val="0"/>
-                <w:i w:val="0"/>
-                <w:sz w:val="20"/>
-              </w:rPr>
-              <w:t>No (Classical key exchange)</w:t>
+              <w:t>No (Classical key exchanges)</w:t>
             </w:r>
           </w:p>
         </w:tc>
@@ -835,17 +664,8 @@
             <w:shd w:val="clear" w:color="auto" w:fill="F2F6FC"/>
           </w:tcPr>
           <w:p>
-            <w:pPr>
-              <w:jc w:val="left"/>
-            </w:pPr>
             <w:r>
-              <w:rPr>
-                <w:rFonts w:ascii="Times New Roman" w:hAnsi="Times New Roman"/>
-                <w:b w:val="0"/>
-                <w:i w:val="0"/>
-                <w:sz w:val="20"/>
-              </w:rPr>
-              <w:t>General consumer mobile messaging</w:t>
+              <w:t>Consumer mobile messaging</w:t>
             </w:r>
           </w:p>
         </w:tc>
@@ -858,16 +678,7 @@
             <w:shd w:val="clear" w:color="auto" w:fill="FFFFFF"/>
           </w:tcPr>
           <w:p>
-            <w:pPr>
-              <w:jc w:val="left"/>
-            </w:pPr>
             <w:r>
-              <w:rPr>
-                <w:rFonts w:ascii="Times New Roman" w:hAnsi="Times New Roman"/>
-                <w:b w:val="0"/>
-                <w:i w:val="0"/>
-                <w:sz w:val="20"/>
-              </w:rPr>
               <w:t>Microsoft Teams / Slack</w:t>
             </w:r>
           </w:p>
@@ -879,16 +690,7 @@
             <w:shd w:val="clear" w:color="auto" w:fill="FFFFFF"/>
           </w:tcPr>
           <w:p>
-            <w:pPr>
-              <w:jc w:val="left"/>
-            </w:pPr>
             <w:r>
-              <w:rPr>
-                <w:rFonts w:ascii="Times New Roman" w:hAnsi="Times New Roman"/>
-                <w:b w:val="0"/>
-                <w:i w:val="0"/>
-                <w:sz w:val="20"/>
-              </w:rPr>
               <w:t>Yes (Enterprise cloud platform)</w:t>
             </w:r>
           </w:p>
@@ -900,17 +702,8 @@
             <w:shd w:val="clear" w:color="auto" w:fill="FFFFFF"/>
           </w:tcPr>
           <w:p>
-            <w:pPr>
-              <w:jc w:val="left"/>
-            </w:pPr>
             <w:r>
-              <w:rPr>
-                <w:rFonts w:ascii="Times New Roman" w:hAnsi="Times New Roman"/>
-                <w:b w:val="0"/>
-                <w:i w:val="0"/>
-                <w:sz w:val="20"/>
-              </w:rPr>
-              <w:t>No (Server-managed protection)</w:t>
+              <w:t>No (Server-side managed keys)</w:t>
             </w:r>
           </w:p>
         </w:tc>
@@ -921,17 +714,8 @@
             <w:shd w:val="clear" w:color="auto" w:fill="FFFFFF"/>
           </w:tcPr>
           <w:p>
-            <w:pPr>
-              <w:jc w:val="left"/>
-            </w:pPr>
             <w:r>
-              <w:rPr>
-                <w:rFonts w:ascii="Times New Roman" w:hAnsi="Times New Roman"/>
-                <w:b w:val="0"/>
-                <w:i w:val="0"/>
-                <w:sz w:val="20"/>
-              </w:rPr>
-              <w:t>No (Centralized organizational database)</w:t>
+              <w:t>No (Centralized organizational logs)</w:t>
             </w:r>
           </w:p>
         </w:tc>
@@ -942,17 +726,8 @@
             <w:shd w:val="clear" w:color="auto" w:fill="FFFFFF"/>
           </w:tcPr>
           <w:p>
-            <w:pPr>
-              <w:jc w:val="left"/>
-            </w:pPr>
             <w:r>
-              <w:rPr>
-                <w:rFonts w:ascii="Times New Roman" w:hAnsi="Times New Roman"/>
-                <w:b w:val="0"/>
-                <w:i w:val="0"/>
-                <w:sz w:val="20"/>
-              </w:rPr>
-              <w:t>No (Classical key exchange)</w:t>
+              <w:t>No (Classical key exchanges)</w:t>
             </w:r>
           </w:p>
         </w:tc>
@@ -963,17 +738,8 @@
             <w:shd w:val="clear" w:color="auto" w:fill="FFFFFF"/>
           </w:tcPr>
           <w:p>
-            <w:pPr>
-              <w:jc w:val="left"/>
-            </w:pPr>
             <w:r>
-              <w:rPr>
-                <w:rFonts w:ascii="Times New Roman" w:hAnsi="Times New Roman"/>
-                <w:b w:val="0"/>
-                <w:i w:val="0"/>
-                <w:sz w:val="20"/>
-              </w:rPr>
-              <w:t>Commercial enterprise collaboration</w:t>
+              <w:t>Commercial enterprise workspace</w:t>
             </w:r>
           </w:p>
         </w:tc>
@@ -986,16 +752,7 @@
             <w:shd w:val="clear" w:color="auto" w:fill="F2F6FC"/>
           </w:tcPr>
           <w:p>
-            <w:pPr>
-              <w:jc w:val="left"/>
-            </w:pPr>
             <w:r>
-              <w:rPr>
-                <w:rFonts w:ascii="Times New Roman" w:hAnsi="Times New Roman"/>
-                <w:b w:val="0"/>
-                <w:i w:val="0"/>
-                <w:sz w:val="20"/>
-              </w:rPr>
               <w:t>Rocket.Chat (Open Source)</w:t>
             </w:r>
           </w:p>
@@ -1007,17 +764,8 @@
             <w:shd w:val="clear" w:color="auto" w:fill="F2F6FC"/>
           </w:tcPr>
           <w:p>
-            <w:pPr>
-              <w:jc w:val="left"/>
-            </w:pPr>
             <w:r>
-              <w:rPr>
-                <w:rFonts w:ascii="Times New Roman" w:hAnsi="Times New Roman"/>
-                <w:b w:val="0"/>
-                <w:i w:val="0"/>
-                <w:sz w:val="20"/>
-              </w:rPr>
-              <w:t>Yes (Self-hosted / WebSockets)</w:t>
+              <w:t>Yes (Self-hosted WebSockets)</w:t>
             </w:r>
           </w:p>
         </w:tc>
@@ -1028,17 +776,8 @@
             <w:shd w:val="clear" w:color="auto" w:fill="F2F6FC"/>
           </w:tcPr>
           <w:p>
-            <w:pPr>
-              <w:jc w:val="left"/>
-            </w:pPr>
             <w:r>
-              <w:rPr>
-                <w:rFonts w:ascii="Times New Roman" w:hAnsi="Times New Roman"/>
-                <w:b w:val="0"/>
-                <w:i w:val="0"/>
-                <w:sz w:val="20"/>
-              </w:rPr>
-              <w:t>Optional (Plugin-based client protection)</w:t>
+              <w:t>Optional (Plugin client protection)</w:t>
             </w:r>
           </w:p>
         </w:tc>
@@ -1049,17 +788,8 @@
             <w:shd w:val="clear" w:color="auto" w:fill="F2F6FC"/>
           </w:tcPr>
           <w:p>
-            <w:pPr>
-              <w:jc w:val="left"/>
-            </w:pPr>
             <w:r>
-              <w:rPr>
-                <w:rFonts w:ascii="Times New Roman" w:hAnsi="Times New Roman"/>
-                <w:b w:val="0"/>
-                <w:i w:val="0"/>
-                <w:sz w:val="20"/>
-              </w:rPr>
-              <w:t>No (Standard relational database log)</w:t>
+              <w:t>No (Relational SQL/NoSQL logs)</w:t>
             </w:r>
           </w:p>
         </w:tc>
@@ -1070,17 +800,8 @@
             <w:shd w:val="clear" w:color="auto" w:fill="F2F6FC"/>
           </w:tcPr>
           <w:p>
-            <w:pPr>
-              <w:jc w:val="left"/>
-            </w:pPr>
             <w:r>
-              <w:rPr>
-                <w:rFonts w:ascii="Times New Roman" w:hAnsi="Times New Roman"/>
-                <w:b w:val="0"/>
-                <w:i w:val="0"/>
-                <w:sz w:val="20"/>
-              </w:rPr>
-              <w:t>No (Classical key exchange)</w:t>
+              <w:t>No (Classical key exchanges)</w:t>
             </w:r>
           </w:p>
         </w:tc>
@@ -1091,17 +812,8 @@
             <w:shd w:val="clear" w:color="auto" w:fill="F2F6FC"/>
           </w:tcPr>
           <w:p>
-            <w:pPr>
-              <w:jc w:val="left"/>
-            </w:pPr>
             <w:r>
-              <w:rPr>
-                <w:rFonts w:ascii="Times New Roman" w:hAnsi="Times New Roman"/>
-                <w:b w:val="0"/>
-                <w:i w:val="0"/>
-                <w:sz w:val="20"/>
-              </w:rPr>
-              <w:t>General organizational deployment</w:t>
+              <w:t>Self-hosted organizational servers</w:t>
             </w:r>
           </w:p>
         </w:tc>
@@ -1114,16 +826,7 @@
             <w:shd w:val="clear" w:color="auto" w:fill="FFFFFF"/>
           </w:tcPr>
           <w:p>
-            <w:pPr>
-              <w:jc w:val="left"/>
-            </w:pPr>
             <w:r>
-              <w:rPr>
-                <w:rFonts w:ascii="Times New Roman" w:hAnsi="Times New Roman"/>
-                <w:b w:val="0"/>
-                <w:i w:val="0"/>
-                <w:sz w:val="20"/>
-              </w:rPr>
               <w:t>Ethereum Messaging dApps</w:t>
             </w:r>
           </w:p>
@@ -1135,17 +838,8 @@
             <w:shd w:val="clear" w:color="auto" w:fill="FFFFFF"/>
           </w:tcPr>
           <w:p>
-            <w:pPr>
-              <w:jc w:val="left"/>
-            </w:pPr>
             <w:r>
-              <w:rPr>
-                <w:rFonts w:ascii="Times New Roman" w:hAnsi="Times New Roman"/>
-                <w:b w:val="0"/>
-                <w:i w:val="0"/>
-                <w:sz w:val="20"/>
-              </w:rPr>
-              <w:t>No (High latency &amp; gas costs)</w:t>
+              <w:t>No (High latency &amp; gas fees)</w:t>
             </w:r>
           </w:p>
         </w:tc>
@@ -1156,17 +850,8 @@
             <w:shd w:val="clear" w:color="auto" w:fill="FFFFFF"/>
           </w:tcPr>
           <w:p>
-            <w:pPr>
-              <w:jc w:val="left"/>
-            </w:pPr>
             <w:r>
-              <w:rPr>
-                <w:rFonts w:ascii="Times New Roman" w:hAnsi="Times New Roman"/>
-                <w:b w:val="0"/>
-                <w:i w:val="0"/>
-                <w:sz w:val="20"/>
-              </w:rPr>
-              <w:t>Yes (Wallet key protection)</w:t>
+              <w:t>Yes (Wallet key pairs)</w:t>
             </w:r>
           </w:p>
         </w:tc>
@@ -1177,17 +862,8 @@
             <w:shd w:val="clear" w:color="auto" w:fill="FFFFFF"/>
           </w:tcPr>
           <w:p>
-            <w:pPr>
-              <w:jc w:val="left"/>
-            </w:pPr>
             <w:r>
-              <w:rPr>
-                <w:rFonts w:ascii="Times New Roman" w:hAnsi="Times New Roman"/>
-                <w:b w:val="0"/>
-                <w:i w:val="0"/>
-                <w:sz w:val="20"/>
-              </w:rPr>
-              <w:t>Yes (Public mainnet transactions)</w:t>
+              <w:t>Yes (Public mainnet state)</w:t>
             </w:r>
           </w:p>
         </w:tc>
@@ -1198,17 +874,8 @@
             <w:shd w:val="clear" w:color="auto" w:fill="FFFFFF"/>
           </w:tcPr>
           <w:p>
-            <w:pPr>
-              <w:jc w:val="left"/>
-            </w:pPr>
             <w:r>
-              <w:rPr>
-                <w:rFonts w:ascii="Times New Roman" w:hAnsi="Times New Roman"/>
-                <w:b w:val="0"/>
-                <w:i w:val="0"/>
-                <w:sz w:val="20"/>
-              </w:rPr>
-              <w:t>No (Classical wallet cryptography)</w:t>
+              <w:t>No (Standard wallet cryptography)</w:t>
             </w:r>
           </w:p>
         </w:tc>
@@ -1219,17 +886,8 @@
             <w:shd w:val="clear" w:color="auto" w:fill="FFFFFF"/>
           </w:tcPr>
           <w:p>
-            <w:pPr>
-              <w:jc w:val="left"/>
-            </w:pPr>
             <w:r>
-              <w:rPr>
-                <w:rFonts w:ascii="Times New Roman" w:hAnsi="Times New Roman"/>
-                <w:b w:val="0"/>
-                <w:i w:val="0"/>
-                <w:sz w:val="20"/>
-              </w:rPr>
-              <w:t>Web3 decentralized finance ecosystem</w:t>
+              <w:t>Web3 decentralized finance dApps</w:t>
             </w:r>
           </w:p>
         </w:tc>
@@ -1242,16 +900,7 @@
             <w:shd w:val="clear" w:color="auto" w:fill="F2F6FC"/>
           </w:tcPr>
           <w:p>
-            <w:pPr>
-              <w:jc w:val="left"/>
-            </w:pPr>
             <w:r>
-              <w:rPr>
-                <w:rFonts w:ascii="Times New Roman" w:hAnsi="Times New Roman"/>
-                <w:b w:val="0"/>
-                <w:i w:val="0"/>
-                <w:sz w:val="20"/>
-              </w:rPr>
               <w:t>Google Classroom / LMS</w:t>
             </w:r>
           </w:p>
@@ -1263,17 +912,8 @@
             <w:shd w:val="clear" w:color="auto" w:fill="F2F6FC"/>
           </w:tcPr>
           <w:p>
-            <w:pPr>
-              <w:jc w:val="left"/>
-            </w:pPr>
             <w:r>
-              <w:rPr>
-                <w:rFonts w:ascii="Times New Roman" w:hAnsi="Times New Roman"/>
-                <w:b w:val="0"/>
-                <w:i w:val="0"/>
-                <w:sz w:val="20"/>
-              </w:rPr>
-              <w:t>No (Asynchronous portal / posts)</w:t>
+              <w:t>No (Asynchronous forum posts)</w:t>
             </w:r>
           </w:p>
         </w:tc>
@@ -1284,17 +924,8 @@
             <w:shd w:val="clear" w:color="auto" w:fill="F2F6FC"/>
           </w:tcPr>
           <w:p>
-            <w:pPr>
-              <w:jc w:val="left"/>
-            </w:pPr>
             <w:r>
-              <w:rPr>
-                <w:rFonts w:ascii="Times New Roman" w:hAnsi="Times New Roman"/>
-                <w:b w:val="0"/>
-                <w:i w:val="0"/>
-                <w:sz w:val="20"/>
-              </w:rPr>
-              <w:t>No (Server-controlled transport security)</w:t>
+              <w:t>No (Server TLS transport)</w:t>
             </w:r>
           </w:p>
         </w:tc>
@@ -1305,17 +936,8 @@
             <w:shd w:val="clear" w:color="auto" w:fill="F2F6FC"/>
           </w:tcPr>
           <w:p>
-            <w:pPr>
-              <w:jc w:val="left"/>
-            </w:pPr>
             <w:r>
-              <w:rPr>
-                <w:rFonts w:ascii="Times New Roman" w:hAnsi="Times New Roman"/>
-                <w:b w:val="0"/>
-                <w:i w:val="0"/>
-                <w:sz w:val="20"/>
-              </w:rPr>
-              <w:t>No (Centralized database records)</w:t>
+              <w:t>No (Centralized SQL records)</w:t>
             </w:r>
           </w:p>
         </w:tc>
@@ -1326,17 +948,8 @@
             <w:shd w:val="clear" w:color="auto" w:fill="F2F6FC"/>
           </w:tcPr>
           <w:p>
-            <w:pPr>
-              <w:jc w:val="left"/>
-            </w:pPr>
             <w:r>
-              <w:rPr>
-                <w:rFonts w:ascii="Times New Roman" w:hAnsi="Times New Roman"/>
-                <w:b w:val="0"/>
-                <w:i w:val="0"/>
-                <w:sz w:val="20"/>
-              </w:rPr>
-              <w:t>No (Classical web security)</w:t>
+              <w:t>No (Standard web security)</w:t>
             </w:r>
           </w:p>
         </w:tc>
@@ -1347,17 +960,8 @@
             <w:shd w:val="clear" w:color="auto" w:fill="F2F6FC"/>
           </w:tcPr>
           <w:p>
-            <w:pPr>
-              <w:jc w:val="left"/>
-            </w:pPr>
             <w:r>
-              <w:rPr>
-                <w:rFonts w:ascii="Times New Roman" w:hAnsi="Times New Roman"/>
-                <w:b w:val="0"/>
-                <w:i w:val="0"/>
-                <w:sz w:val="20"/>
-              </w:rPr>
-              <w:t>Academic course management</w:t>
+              <w:t>Academic course portals</w:t>
             </w:r>
           </w:p>
         </w:tc>
@@ -1370,16 +974,7 @@
             <w:shd w:val="clear" w:color="auto" w:fill="FFFFFF"/>
           </w:tcPr>
           <w:p>
-            <w:pPr>
-              <w:jc w:val="left"/>
-            </w:pPr>
             <w:r>
-              <w:rPr>
-                <w:rFonts w:ascii="Times New Roman" w:hAnsi="Times New Roman"/>
-                <w:b w:val="0"/>
-                <w:i w:val="0"/>
-                <w:sz w:val="20"/>
-              </w:rPr>
               <w:t>QChat (Proposed System)</w:t>
             </w:r>
           </w:p>
@@ -1391,17 +986,8 @@
             <w:shd w:val="clear" w:color="auto" w:fill="FFFFFF"/>
           </w:tcPr>
           <w:p>
-            <w:pPr>
-              <w:jc w:val="left"/>
-            </w:pPr>
             <w:r>
-              <w:rPr>
-                <w:rFonts w:ascii="Times New Roman" w:hAnsi="Times New Roman"/>
-                <w:b w:val="0"/>
-                <w:i w:val="0"/>
-                <w:sz w:val="20"/>
-              </w:rPr>
-              <w:t>Yes (Convex serverless real-time engine)</w:t>
+              <w:t>Yes (Convex serverless reactive sockets)</w:t>
             </w:r>
           </w:p>
         </w:tc>
@@ -1412,17 +998,8 @@
             <w:shd w:val="clear" w:color="auto" w:fill="FFFFFF"/>
           </w:tcPr>
           <w:p>
-            <w:pPr>
-              <w:jc w:val="left"/>
-            </w:pPr>
             <w:r>
-              <w:rPr>
-                <w:rFonts w:ascii="Times New Roman" w:hAnsi="Times New Roman"/>
-                <w:b w:val="0"/>
-                <w:i w:val="0"/>
-                <w:sz w:val="20"/>
-              </w:rPr>
-              <w:t>Yes (Browser-native key protection)</w:t>
+              <w:t>Yes (Browser-native WebCrypto keys)</w:t>
             </w:r>
           </w:p>
         </w:tc>
@@ -1433,17 +1010,8 @@
             <w:shd w:val="clear" w:color="auto" w:fill="FFFFFF"/>
           </w:tcPr>
           <w:p>
-            <w:pPr>
-              <w:jc w:val="left"/>
-            </w:pPr>
             <w:r>
-              <w:rPr>
-                <w:rFonts w:ascii="Times New Roman" w:hAnsi="Times New Roman"/>
-                <w:b w:val="0"/>
-                <w:i w:val="0"/>
-                <w:sz w:val="20"/>
-              </w:rPr>
-              <w:t>Yes (Hyperledger Besu local node)</w:t>
+              <w:t>Yes (Hyperledger Besu private ledger)</w:t>
             </w:r>
           </w:p>
         </w:tc>
@@ -1454,17 +1022,8 @@
             <w:shd w:val="clear" w:color="auto" w:fill="FFFFFF"/>
           </w:tcPr>
           <w:p>
-            <w:pPr>
-              <w:jc w:val="left"/>
-            </w:pPr>
             <w:r>
-              <w:rPr>
-                <w:rFonts w:ascii="Times New Roman" w:hAnsi="Times New Roman"/>
-                <w:b w:val="0"/>
-                <w:i w:val="0"/>
-                <w:sz w:val="20"/>
-              </w:rPr>
-              <w:t>Yes (BB84 protocol simulation)</w:t>
+              <w:t>Yes (TypeScript BB84 QKD simulation)</w:t>
             </w:r>
           </w:p>
         </w:tc>
@@ -1475,17 +1034,8 @@
             <w:shd w:val="clear" w:color="auto" w:fill="FFFFFF"/>
           </w:tcPr>
           <w:p>
-            <w:pPr>
-              <w:jc w:val="left"/>
-            </w:pPr>
             <w:r>
-              <w:rPr>
-                <w:rFonts w:ascii="Times New Roman" w:hAnsi="Times New Roman"/>
-                <w:b w:val="0"/>
-                <w:i w:val="0"/>
-                <w:sz w:val="20"/>
-              </w:rPr>
-              <w:t>Higher education institutional communications</w:t>
+              <w:t>Higher education institutional portal</w:t>
             </w:r>
           </w:p>
         </w:tc>
@@ -1519,22 +1069,7 @@
         <w:jc w:val="both"/>
       </w:pPr>
       <w:r>
-        <w:rPr>
-          <w:rFonts w:ascii="Times New Roman" w:hAnsi="Times New Roman"/>
-          <w:b/>
-          <w:i w:val="0"/>
-          <w:sz w:val="24"/>
-        </w:rPr>
-        <w:t xml:space="preserve">Consumer Instant Messengers (WhatsApp, Signal): </w:t>
-      </w:r>
-      <w:r>
-        <w:rPr>
-          <w:rFonts w:ascii="Times New Roman" w:hAnsi="Times New Roman"/>
-          <w:b w:val="0"/>
-          <w:i w:val="0"/>
-          <w:sz w:val="24"/>
-        </w:rPr>
-        <w:t>Commercial messaging platforms deliver high performance and robust client-side data protection via protocols like Signal. However, these tools are built for personal communication and lack institutional role verification, academic Q&amp;A structures, or an independent audit log for dispute resolution. Furthermore, they rely on centralized phone number registration and classical key exchange models.</w:t>
+        <w:t>Commercial Chat Platforms (WhatsApp, Signal): While commercial apps provide fast messaging and client encryption (via the Signal protocol), they are designed for consumer use and lack institutional role verification, academic forum structures, and verifiable dispute audit logs.</w:t>
       </w:r>
     </w:p>
     <w:p>
@@ -1543,22 +1078,7 @@
         <w:jc w:val="both"/>
       </w:pPr>
       <w:r>
-        <w:rPr>
-          <w:rFonts w:ascii="Times New Roman" w:hAnsi="Times New Roman"/>
-          <w:b/>
-          <w:i w:val="0"/>
-          <w:sz w:val="24"/>
-        </w:rPr>
-        <w:t xml:space="preserve">Enterprise Collaboration Suites (Microsoft Teams, Slack): </w:t>
-      </w:r>
-      <w:r>
-        <w:rPr>
-          <w:rFonts w:ascii="Times New Roman" w:hAnsi="Times New Roman"/>
-          <w:b w:val="0"/>
-          <w:i w:val="0"/>
-          <w:sz w:val="24"/>
-        </w:rPr>
-        <w:t>Enterprise tools provide role management and structured channels but rely on centralized server-side data protection. Organization administrators can access, inspect, or remove communications from backend database logs without generating an unalterable proof of original content. They lack decentralized audit logs and post-quantum key distribution features.</w:t>
+        <w:t>Enterprise Collaboration Tools (MS Teams, Slack): Enterprise platforms provide channel management and role structures, but rely on centralized server-side data control. Database administrators retain full access to inspect or delete communication logs without generating tamper-evident evidence.</w:t>
       </w:r>
     </w:p>
     <w:p>
@@ -1567,22 +1087,7 @@
         <w:jc w:val="both"/>
       </w:pPr>
       <w:r>
-        <w:rPr>
-          <w:rFonts w:ascii="Times New Roman" w:hAnsi="Times New Roman"/>
-          <w:b/>
-          <w:i w:val="0"/>
-          <w:sz w:val="24"/>
-        </w:rPr>
-        <w:t xml:space="preserve">Self-Hosted Open Source Platforms (Rocket.Chat): </w:t>
-      </w:r>
-      <w:r>
-        <w:rPr>
-          <w:rFonts w:ascii="Times New Roman" w:hAnsi="Times New Roman"/>
-          <w:b w:val="0"/>
-          <w:i w:val="0"/>
-          <w:sz w:val="24"/>
-        </w:rPr>
-        <w:t>Self-hosted platforms offer custom control over data hosting. However, their security architectures rely on standard relational database storage. If database entries are modified by elevated administrative accounts, no tamper-evident record remains. They do not incorporate blockchain audit mechanisms or quantum key simulation.</w:t>
+        <w:t>Self-Hosted Open-Source Messaging (Rocket.Chat): Self-hosted suites offer operational control over infrastructure, but rely on standard relational databases. Database updates performed under root privileges leave zero tamper-proof traces.</w:t>
       </w:r>
     </w:p>
     <w:p>
@@ -1591,22 +1096,7 @@
         <w:jc w:val="both"/>
       </w:pPr>
       <w:r>
-        <w:rPr>
-          <w:rFonts w:ascii="Times New Roman" w:hAnsi="Times New Roman"/>
-          <w:b/>
-          <w:i w:val="0"/>
-          <w:sz w:val="24"/>
-        </w:rPr>
-        <w:t xml:space="preserve">Pure Decentralized Blockchain Messaging dApps: </w:t>
-      </w:r>
-      <w:r>
-        <w:rPr>
-          <w:rFonts w:ascii="Times New Roman" w:hAnsi="Times New Roman"/>
-          <w:b w:val="0"/>
-          <w:i w:val="0"/>
-          <w:sz w:val="24"/>
-        </w:rPr>
-        <w:t>Fully decentralized Web3 messaging applications attempt to store all chat messages directly on public blockchains like Ethereum. While this provides immutability, it introduces severe operational drawbacks: high transaction fees (gas costs), latency delays of 15 seconds to several minutes per message, and poor scalability for file attachments.</w:t>
+        <w:t>Pure Decentralized Blockchain Messaging dApps: Fully decentralized dApps attempt to store all chat content directly on public blockchains (e.g., Ethereum). This introduces severe latency (15s to several minutes per message), prohibitive gas costs, and poor scalability for file payloads.</w:t>
       </w:r>
     </w:p>
     <w:p>
@@ -1615,22 +1105,7 @@
         <w:jc w:val="both"/>
       </w:pPr>
       <w:r>
-        <w:rPr>
-          <w:rFonts w:ascii="Times New Roman" w:hAnsi="Times New Roman"/>
-          <w:b/>
-          <w:i w:val="0"/>
-          <w:sz w:val="24"/>
-        </w:rPr>
-        <w:t xml:space="preserve">Learning Management Systems (Google Classroom, Moodle): </w:t>
-      </w:r>
-      <w:r>
-        <w:rPr>
-          <w:rFonts w:ascii="Times New Roman" w:hAnsi="Times New Roman"/>
-          <w:b w:val="0"/>
-          <w:i w:val="0"/>
-          <w:sz w:val="24"/>
-        </w:rPr>
-        <w:t>Academic LMS platforms manage assignments and course notices effectively but rely entirely on standard web security models. They lack real-time instant messaging capabilities, client-side message protection, and blockchain audit trails for submission dispute resolution.</w:t>
+        <w:t>Learning Management Systems (Moodle, Google Classroom): Academic LMS portals effectively manage coursework and announcements, but depend entirely on standard centralized web security. They lack real-time instant chat, client-side payload encryption, and blockchain verification logs.</w:t>
       </w:r>
     </w:p>
     <w:p>
@@ -1655,13 +1130,7 @@
         <w:jc w:val="both"/>
       </w:pPr>
       <w:r>
-        <w:rPr>
-          <w:rFonts w:ascii="Times New Roman" w:hAnsi="Times New Roman"/>
-          <w:b w:val="0"/>
-          <w:i w:val="0"/>
-          <w:sz w:val="24"/>
-        </w:rPr>
-        <w:t>The review of existing software solutions reveals a critical technological gap: no existing platform combines real-time communication performance, browser-native client data protection, permissioned blockchain audit logging, and post-quantum key generation within a single institutional system.</w:t>
+        <w:t>This literature review reveals a clear technological gap: no existing application unifies real-time Web2 messaging, browser-native client encryption, permissioned blockchain auditing, and post-quantum key simulation in a single institutional platform.</w:t>
       </w:r>
     </w:p>
     <w:p>
@@ -1670,13 +1139,7 @@
         <w:jc w:val="both"/>
       </w:pPr>
       <w:r>
-        <w:rPr>
-          <w:rFonts w:ascii="Times New Roman" w:hAnsi="Times New Roman"/>
-          <w:b w:val="0"/>
-          <w:i w:val="0"/>
-          <w:sz w:val="24"/>
-        </w:rPr>
-        <w:t>Specifically, current literature and industry implementations present three major unaddressed gaps:</w:t>
+        <w:t>Specifically, current software implementations exhibit three main unaddressed gaps:</w:t>
       </w:r>
     </w:p>
     <w:p>
@@ -1685,13 +1148,7 @@
         <w:spacing w:after="80"/>
       </w:pPr>
       <w:r>
-        <w:rPr>
-          <w:rFonts w:ascii="Times New Roman" w:hAnsi="Times New Roman"/>
-          <w:b w:val="0"/>
-          <w:i w:val="0"/>
-          <w:sz w:val="24"/>
-        </w:rPr>
-        <w:t>Absence of Selective Hybrid Web2/Web3 Architectural Patterns for Higher Education: Existing research treats Web2 and Web3 as mutually exclusive choices — either building purely centralized platforms that lack auditability or building purely decentralized dApps that are unusable for instant messaging. There is a lack of documented implementations showing how local permissioned ledgers (such as Hyperledger Besu) can be selectively paired with serverless cloud backends (such as Convex) to achieve both sub-second responsiveness and zero-cost immutability.</w:t>
+        <w:t>1. Absence of Selective Hybrid Web2/Web3 Patterns for Academic Software — Existing literature treats Web2 and Web3 as mutually exclusive paradigms. There is a lack of documented reference implementations demonstrating how local permissioned ledgers (Hyperledger Besu) can be paired with reactive serverless backends (Convex) to achieve sub-200ms latency alongside zero-gas immutability.</w:t>
       </w:r>
     </w:p>
     <w:p>
@@ -1700,13 +1157,7 @@
         <w:spacing w:after="80"/>
       </w:pPr>
       <w:r>
-        <w:rPr>
-          <w:rFonts w:ascii="Times New Roman" w:hAnsi="Times New Roman"/>
-          <w:b w:val="0"/>
-          <w:i w:val="0"/>
-          <w:sz w:val="24"/>
-        </w:rPr>
-        <w:t>Lack of Independent Tamper-Evident Audit Trails for Academic Dispute Resolution: In existing educational software, data integrity relies entirely on central database administration. There is no lightweight, privacy-preserving mechanism that anchors digital message fingerprints to an unalterable ledger, leaving institutions without verifiable proof when resolving assignment submission timestamp or content disputes.</w:t>
+        <w:t>2. Lack of Tamper-Evident Audit Trails for Academic Dispute Resolution — Current educational tools rely on centralized database management, offering no lightweight mechanism to anchor message fingerprints to an unalterable ledger. Institutions remain vulnerable when resolving submission timestamp or document tampering disputes.</w:t>
       </w:r>
     </w:p>
     <w:p>
@@ -1715,13 +1166,7 @@
         <w:spacing w:after="80"/>
       </w:pPr>
       <w:r>
-        <w:rPr>
-          <w:rFonts w:ascii="Times New Roman" w:hAnsi="Times New Roman"/>
-          <w:b w:val="0"/>
-          <w:i w:val="0"/>
-          <w:sz w:val="24"/>
-        </w:rPr>
-        <w:t>Lack of Practical Educational Demonstrations for Post-Quantum Key Exchange: While theoretical literature extensively discusses post-quantum algorithms and Quantum Key Distribution (QKD), practical web software lacks accessible, in-browser simulations demonstrating how basis-sifting, photon measurement, and QBER calculations can be integrated into everyday communication workflows.</w:t>
+        <w:t>3. Absence of Practical Educational Demonstrations of Post-Quantum Key Exchange — Although post-quantum cryptography is widely discussed in theoretical literature, practical web software lacks accessible in-browser models demonstrating basis sifting, photon polarization measurement, and QBER estimation.</w:t>
       </w:r>
     </w:p>
     <w:p>
@@ -1730,13 +1175,7 @@
         <w:jc w:val="both"/>
       </w:pPr>
       <w:r>
-        <w:rPr>
-          <w:rFonts w:ascii="Times New Roman" w:hAnsi="Times New Roman"/>
-          <w:b w:val="0"/>
-          <w:i w:val="0"/>
-          <w:sz w:val="24"/>
-        </w:rPr>
-        <w:t>QChat directly bridges this gap. By unifying serverless real-time data delivery, client-side Web Crypto protection, local Hyperledger Besu smart contract fingerprinting, and a TypeScript BB84 simulation, QChat establishes a novel, practical reference model tailored specifically to the security and operational requirements of modern higher education institutions.</w:t>
+        <w:t>QChat bridges this gap by unifying reactive serverless messaging, client-side Web Crypto API protection, Hyperledger Besu smart contract logging, and a TypeScript BB84 QKD simulation into a practical, open-source reference architecture built for higher education institutions.</w:t>
       </w:r>
     </w:p>
     <w:sectPr>

--- a/Documentation/Chapter_2_Literature_Review.docx
+++ b/Documentation/Chapter_2_Literature_Review.docx
@@ -4,594 +4,454 @@
   <w:body>
     <w:p>
       <w:pPr>
-        <w:spacing w:before="0" w:after="80"/>
-        <w:jc w:val="center"/>
+        <w:pStyle w:val="Heading1"/>
       </w:pPr>
       <w:r>
         <w:rPr>
-          <w:rFonts w:ascii="Times New Roman" w:hAnsi="Times New Roman"/>
+          <w:rFonts w:ascii="Times New Roman" w:hAnsi="Times New Roman" w:eastAsia="Times New Roman"/>
           <w:b/>
           <w:i w:val="0"/>
-          <w:color w:val="003366"/>
-          <w:sz w:val="36"/>
+          <w:color w:val="000000"/>
+          <w:sz w:val="28"/>
         </w:rPr>
-        <w:t>CHAPTER 2</w:t>
+        <w:t>Chapter 2</w:t>
       </w:r>
     </w:p>
     <w:p>
       <w:pPr>
-        <w:spacing w:before="0" w:after="240"/>
-        <w:jc w:val="center"/>
+        <w:pStyle w:val="Heading1"/>
       </w:pPr>
       <w:r>
         <w:rPr>
-          <w:rFonts w:ascii="Times New Roman" w:hAnsi="Times New Roman"/>
+          <w:rFonts w:ascii="Times New Roman" w:hAnsi="Times New Roman" w:eastAsia="Times New Roman"/>
           <w:b/>
           <w:i w:val="0"/>
-          <w:color w:val="1F497D"/>
-          <w:sz w:val="32"/>
+          <w:color w:val="000000"/>
+          <w:sz w:val="28"/>
         </w:rPr>
-        <w:t>LITERATURE REVIEW</w:t>
+        <w:t>Literature Review</w:t>
       </w:r>
     </w:p>
     <w:p>
       <w:pPr>
-        <w:spacing w:before="40" w:after="40"/>
-        <w:pBdr>
-          <w:bottom w:val="single" w:sz="6" w:space="1" w:color="1F497D"/>
-        </w:pBdr>
-      </w:pPr>
-    </w:p>
-    <w:p>
-      <w:pPr>
-        <w:spacing w:before="0" w:after="240"/>
-        <w:jc w:val="left"/>
-      </w:pPr>
-    </w:p>
-    <w:p>
-      <w:pPr>
-        <w:spacing w:before="360" w:after="120"/>
-        <w:jc w:val="left"/>
+        <w:pStyle w:val="Heading2"/>
       </w:pPr>
       <w:r>
         <w:rPr>
-          <w:rFonts w:ascii="Times New Roman" w:hAnsi="Times New Roman"/>
+          <w:rFonts w:ascii="Times New Roman" w:hAnsi="Times New Roman" w:eastAsia="Times New Roman"/>
           <w:b/>
           <w:i w:val="0"/>
-          <w:color w:val="003366"/>
-          <w:sz w:val="32"/>
+          <w:color w:val="000000"/>
+          <w:sz w:val="26"/>
         </w:rPr>
-        <w:t>2.1  Conceptual Review</w:t>
+        <w:t>2.1 Concepts used in QChat</w:t>
       </w:r>
     </w:p>
     <w:p>
       <w:pPr>
-        <w:spacing w:before="0" w:after="160"/>
-        <w:jc w:val="both"/>
+        <w:ind w:firstLine="720"/>
       </w:pPr>
       <w:r>
-        <w:t>To build a firm theoretical baseline for QChat, this section analyzes five core concepts: real-time web socket protocols, asymmetric/symmetric cryptography, permissioned blockchain auditing, quantum key distribution (QKD), and role-based access control (RBAC).</w:t>
+        <w:rPr>
+          <w:rFonts w:ascii="Times New Roman" w:hAnsi="Times New Roman" w:eastAsia="Times New Roman"/>
+          <w:b w:val="0"/>
+          <w:i w:val="0"/>
+          <w:color w:val="000000"/>
+          <w:sz w:val="24"/>
+        </w:rPr>
+        <w:t>This review examines the foundational technologies integrated into the QChat platform: real-time web delivery, hybrid symmetric/asymmetric cryptography, permissioned ledgers, quantum key distribution principles, and role-based access control.</w:t>
       </w:r>
     </w:p>
     <w:p>
       <w:pPr>
-        <w:spacing w:before="240" w:after="80"/>
-        <w:jc w:val="left"/>
+        <w:pStyle w:val="Heading3"/>
       </w:pPr>
       <w:r>
         <w:rPr>
-          <w:rFonts w:ascii="Times New Roman" w:hAnsi="Times New Roman"/>
+          <w:rFonts w:ascii="Times New Roman" w:hAnsi="Times New Roman" w:eastAsia="Times New Roman"/>
           <w:b/>
           <w:i w:val="0"/>
-          <w:color w:val="1F497D"/>
-          <w:sz w:val="28"/>
+          <w:color w:val="000000"/>
+          <w:sz w:val="26"/>
         </w:rPr>
-        <w:t>2.1.1  Real-Time Communication Architectures</w:t>
+        <w:t>2.1.1 Real-Time Web Delivery and Cloud Persistence</w:t>
       </w:r>
     </w:p>
     <w:p>
       <w:pPr>
-        <w:spacing w:before="0" w:after="160"/>
-        <w:jc w:val="both"/>
+        <w:ind w:firstLine="720"/>
       </w:pPr>
       <w:r>
-        <w:t>Modern web applications require low-latency transport protocols to maintain bi-directional data flow between browser clients and server nodes. Traditional HTTP polling models introduce significant header overhead and polling latency, rendering them unsuited for instant messaging.</w:t>
+        <w:rPr>
+          <w:rFonts w:ascii="Times New Roman" w:hAnsi="Times New Roman" w:eastAsia="Times New Roman"/>
+          <w:b w:val="0"/>
+          <w:i w:val="0"/>
+          <w:color w:val="000000"/>
+          <w:sz w:val="24"/>
+        </w:rPr>
+        <w:t>Traditional HTTP polling introduces significant network overhead and latency for chat systems. Server-sent events and persistent WebSockets allow push-based state synchronization. Convex utilizes WebSocket connections to maintain reactive query subscriptions, automatically pushing state changes to connected web clients upon mutation execution (Convex Development Team, 2024). This architecture provides instantaneous user interface updates while shifting server infrastructure management to cloud serverless environments.</w:t>
       </w:r>
     </w:p>
     <w:p>
       <w:pPr>
-        <w:spacing w:before="0" w:after="160"/>
-        <w:jc w:val="both"/>
+        <w:pStyle w:val="Heading3"/>
       </w:pPr>
       <w:r>
-        <w:t>Contemporary real-time platforms rely on persistent WebSocket channels or event-driven serverless engines (such as Convex). These architectures push state updates instantly to connected clients over a single TCP connection, achieving sub-200ms message delivery.</w:t>
+        <w:rPr>
+          <w:rFonts w:ascii="Times New Roman" w:hAnsi="Times New Roman" w:eastAsia="Times New Roman"/>
+          <w:b/>
+          <w:i w:val="0"/>
+          <w:color w:val="000000"/>
+          <w:sz w:val="26"/>
+        </w:rPr>
+        <w:t>2.1.2 Symmetric and Asymmetric Encryption Systems</w:t>
       </w:r>
     </w:p>
     <w:p>
       <w:pPr>
-        <w:spacing w:before="240" w:after="80"/>
-        <w:jc w:val="left"/>
+        <w:ind w:firstLine="720"/>
       </w:pPr>
       <w:r>
         <w:rPr>
-          <w:rFonts w:ascii="Times New Roman" w:hAnsi="Times New Roman"/>
-          <w:b/>
+          <w:rFonts w:ascii="Times New Roman" w:hAnsi="Times New Roman" w:eastAsia="Times New Roman"/>
+          <w:b w:val="0"/>
           <w:i w:val="0"/>
-          <w:color w:val="1F497D"/>
-          <w:sz w:val="28"/>
+          <w:color w:val="000000"/>
+          <w:sz w:val="24"/>
         </w:rPr>
-        <w:t>2.1.2  Symmetric vs. Asymmetric Data Protection Mechanisms</w:t>
+        <w:t>Symmetric encryption algorithms such as AES-GCM (Advanced Encryption Standard in Galois/Counter Mode) utilize a single secret key for encryption and decryption, offering high processing throughput and authenticated data integrity (National Institute of Standards and Technology, 2001). Asymmetric cryptosystems like RSA-OAEP utilize paired public and private keys, enabling secure key exchange without prior shared secrets (Rivest et al., 1978; Diffie &amp; Hellman, 1976). Modern messaging protocols, including Signal's Extended Triple Diffie-Hellman (X3DH), combine asymmetric key negotiation with symmetric bulk payload encryption (Marlinspike &amp; Perrin, 2016). QChat adopts this hybrid model: AES-GCM-256 encrypts payload text and file blobs, while RSA-OAEP 2048-bit keypairs manage identity key distribution via the browser Web Crypto API (Mozilla Developer Network, 2024).</w:t>
       </w:r>
     </w:p>
     <w:p>
       <w:pPr>
-        <w:spacing w:before="0" w:after="160"/>
-        <w:jc w:val="both"/>
+        <w:pStyle w:val="Heading3"/>
       </w:pPr>
       <w:r>
-        <w:t>Cryptographic data protection splits into two fundamental categories: symmetric key ciphers and asymmetric public-key systems.</w:t>
+        <w:rPr>
+          <w:rFonts w:ascii="Times New Roman" w:hAnsi="Times New Roman" w:eastAsia="Times New Roman"/>
+          <w:b/>
+          <w:i w:val="0"/>
+          <w:color w:val="000000"/>
+          <w:sz w:val="26"/>
+        </w:rPr>
+        <w:t>2.1.3 Permissioned Distributed Ledgers and Smart Contracts</w:t>
       </w:r>
     </w:p>
     <w:p>
       <w:pPr>
-        <w:spacing w:before="0" w:after="160"/>
-        <w:jc w:val="both"/>
+        <w:ind w:firstLine="720"/>
       </w:pPr>
       <w:r>
-        <w:t>Symmetric algorithms (e.g., AES-GCM-256) employ a single shared key for both encryption and decryption. They deliver exceptional computational efficiency and high throughput, making them ideal for bulk message and binary file encryption, provided the secret key is securely distributed.</w:t>
+        <w:rPr>
+          <w:rFonts w:ascii="Times New Roman" w:hAnsi="Times New Roman" w:eastAsia="Times New Roman"/>
+          <w:b w:val="0"/>
+          <w:i w:val="0"/>
+          <w:color w:val="000000"/>
+          <w:sz w:val="24"/>
+        </w:rPr>
+        <w:t>Public distributed ledgers maintain tamper-evident event histories across distrusted nodes using consensus algorithms (Nakamoto, 2008). Ethereum expanded this paradigm by introducing deterministic, stateful execution environments known as smart contracts (Wood, 2014). Because public chains impose transaction gas fees and public data exposure, enterprise environments utilize permissioned ledgers like Hyperledger Besu running Quorum Byzantine Fault Tolerance (QBFT) consensus (Hyperledger Foundation, 2024). Private networks allow zero-gas transactions while ensuring state immutability across participating nodes. Smart contracts written in Solidity 0.8.x enforce programmatic state validation rules (Ethereum Foundation, 2024).</w:t>
       </w:r>
     </w:p>
     <w:p>
       <w:pPr>
-        <w:spacing w:before="0" w:after="160"/>
-        <w:jc w:val="both"/>
+        <w:pStyle w:val="Heading3"/>
       </w:pPr>
       <w:r>
-        <w:t>Asymmetric algorithms (such as RSA-OAEP and ECDH) eliminate shared-secret transmission vulnerabilities by generating mathematically linked key pairs: a public key for encryption/signature verification and a private key kept strictly confidential for decryption/signing.</w:t>
+        <w:rPr>
+          <w:rFonts w:ascii="Times New Roman" w:hAnsi="Times New Roman" w:eastAsia="Times New Roman"/>
+          <w:b/>
+          <w:i w:val="0"/>
+          <w:color w:val="000000"/>
+          <w:sz w:val="26"/>
+        </w:rPr>
+        <w:t>2.1.4 Quantum Key Distribution Principles and the 11% QBER Limit</w:t>
       </w:r>
     </w:p>
     <w:p>
       <w:pPr>
-        <w:spacing w:before="240" w:after="80"/>
-        <w:jc w:val="left"/>
+        <w:ind w:firstLine="720"/>
       </w:pPr>
       <w:r>
         <w:rPr>
-          <w:rFonts w:ascii="Times New Roman" w:hAnsi="Times New Roman"/>
-          <w:b/>
+          <w:rFonts w:ascii="Times New Roman" w:hAnsi="Times New Roman" w:eastAsia="Times New Roman"/>
+          <w:b w:val="0"/>
           <w:i w:val="0"/>
-          <w:color w:val="1F497D"/>
-          <w:sz w:val="28"/>
+          <w:color w:val="000000"/>
+          <w:sz w:val="24"/>
         </w:rPr>
-        <w:t>2.1.3  Distributed Ledgers and Smart Contracts in Institutional Auditability</w:t>
+        <w:t>The BB84 protocol (Bennett &amp; Brassard, 2014/1984) establishes secret session keys between two parties using polarized photon states. According to quantum mechanics, measurement by an eavesdropper introduces detectable disturbances due to the Heisenberg uncertainty principle and the No-Cloning Theorem (Nielsen &amp; Chuang, 2010). Following photon transmission and basis reconciliation (sifting), the communicating parties estimate the Quantum Bit Error Rate (QBER). Rigorous security proofs by Shor and Preskill (2000), Gisin et al. (2002), and Scarani et al. (2009) demonstrate that under ideal BB84 conditions, information reconciliation and privacy amplification can extract a secret key only when the QBER remains strictly below approximately 11%. If the QBER exceeds 0.11, eavesdropping noise compromises security, necessitating session abort. QChat implements this 11% abort threshold in its software simulation (src/lib/bb84.ts) to model quantum channel evaluation.</w:t>
       </w:r>
     </w:p>
     <w:p>
       <w:pPr>
-        <w:spacing w:before="0" w:after="160"/>
-        <w:jc w:val="both"/>
+        <w:pStyle w:val="Heading3"/>
       </w:pPr>
       <w:r>
-        <w:t>A permissioned distributed ledger acts as an append-only, tamper-evident database distributed across verified network nodes. Unlike public blockchains, access is restricted to authenticated institutional participants, eliminating transaction fees and mining delays.</w:t>
+        <w:rPr>
+          <w:rFonts w:ascii="Times New Roman" w:hAnsi="Times New Roman" w:eastAsia="Times New Roman"/>
+          <w:b/>
+          <w:i w:val="0"/>
+          <w:color w:val="000000"/>
+          <w:sz w:val="26"/>
+        </w:rPr>
+        <w:t>2.1.5 Dual-Layer Role-Based Access Control</w:t>
       </w:r>
     </w:p>
     <w:p>
       <w:pPr>
-        <w:spacing w:before="0" w:after="160"/>
-        <w:jc w:val="both"/>
+        <w:ind w:firstLine="720"/>
       </w:pPr>
       <w:r>
-        <w:t>Smart contracts represent immutable program logic compiled to byte-code and executed deterministically across ledger nodes. In QChat, smart contracts record SHA-256 message digests and enforce user role authorizations.</w:t>
+        <w:rPr>
+          <w:rFonts w:ascii="Times New Roman" w:hAnsi="Times New Roman" w:eastAsia="Times New Roman"/>
+          <w:b w:val="0"/>
+          <w:i w:val="0"/>
+          <w:color w:val="000000"/>
+          <w:sz w:val="24"/>
+        </w:rPr>
+        <w:t>Access control in web systems typically relies on database role attributes. However, database records can be modified by database administrators. Dual-layer access control pairs application-level database role checks with immutable ledger assertions. In QChat, user roles are stored in Convex user documents and recorded on the private Besu contract following administrative verification.</w:t>
       </w:r>
     </w:p>
     <w:p>
       <w:pPr>
-        <w:spacing w:before="240" w:after="80"/>
-        <w:jc w:val="left"/>
+        <w:pStyle w:val="Heading2"/>
       </w:pPr>
       <w:r>
         <w:rPr>
-          <w:rFonts w:ascii="Times New Roman" w:hAnsi="Times New Roman"/>
+          <w:rFonts w:ascii="Times New Roman" w:hAnsi="Times New Roman" w:eastAsia="Times New Roman"/>
           <w:b/>
           <w:i w:val="0"/>
-          <w:color w:val="1F497D"/>
-          <w:sz w:val="28"/>
+          <w:color w:val="000000"/>
+          <w:sz w:val="26"/>
         </w:rPr>
-        <w:t>2.1.4  Quantum Key Distribution and the BB84 Protocol</w:t>
+        <w:t>2.2 Practical Application in QChat Architecture</w:t>
       </w:r>
     </w:p>
     <w:p>
       <w:pPr>
-        <w:spacing w:before="0" w:after="160"/>
-        <w:jc w:val="both"/>
-      </w:pPr>
-      <w:r>
-        <w:t>Quantum Key Distribution (QKD) shifts cryptographic security from mathematical complexity to the laws of quantum mechanics. Rather than relying on unproven computational hardness assumptions, QKD offers unconditional information-theoretic secrecy.</w:t>
-      </w:r>
-    </w:p>
-    <w:p>
-      <w:pPr>
-        <w:spacing w:before="0" w:after="160"/>
-        <w:jc w:val="both"/>
-      </w:pPr>
-      <w:r>
-        <w:t>The BB84 protocol (Bennett &amp; Brassard, 1984) transmits random bit sequences encoded in orthogonal photon polarization states. Any unauthorized measurement alters the polarization states, introducing detectable error rates during basis sifting.</w:t>
-      </w:r>
-    </w:p>
-    <w:p>
-      <w:pPr>
-        <w:spacing w:before="240" w:after="80"/>
-        <w:jc w:val="left"/>
+        <w:ind w:firstLine="720"/>
       </w:pPr>
       <w:r>
         <w:rPr>
-          <w:rFonts w:ascii="Times New Roman" w:hAnsi="Times New Roman"/>
-          <w:b/>
+          <w:rFonts w:ascii="Times New Roman" w:hAnsi="Times New Roman" w:eastAsia="Times New Roman"/>
+          <w:b w:val="0"/>
           <w:i w:val="0"/>
-          <w:color w:val="1F497D"/>
-          <w:sz w:val="28"/>
+          <w:color w:val="000000"/>
+          <w:sz w:val="24"/>
         </w:rPr>
-        <w:t>2.1.5  Role-Based Access Control and Identity Verification</w:t>
-      </w:r>
-    </w:p>
-    <w:p>
-      <w:pPr>
-        <w:spacing w:before="0" w:after="160"/>
-        <w:jc w:val="both"/>
-      </w:pPr>
-      <w:r>
-        <w:t>Role-Based Access Control (RBAC) restricts system operations according to validated institutional identities (e.g., student, lecturer, administrator), preventing privilege escalation and unauthorized administrative access.</w:t>
-      </w:r>
-    </w:p>
-    <w:p>
-      <w:pPr>
-        <w:spacing w:before="360" w:after="120"/>
-        <w:jc w:val="left"/>
-      </w:pPr>
-      <w:r>
-        <w:rPr>
-          <w:rFonts w:ascii="Times New Roman" w:hAnsi="Times New Roman"/>
-          <w:b/>
-          <w:i w:val="0"/>
-          <w:color w:val="003366"/>
-          <w:sz w:val="32"/>
-        </w:rPr>
-        <w:t>2.2  Theoretical Framework</w:t>
-      </w:r>
-    </w:p>
-    <w:p>
-      <w:pPr>
-        <w:spacing w:before="0" w:after="160"/>
-        <w:jc w:val="both"/>
-      </w:pPr>
-      <w:r>
-        <w:t>QChat's engineering relies on five key theoretical frameworks: client-side confidentiality, public-key infrastructure (PKI), hash fingerprinting, quantum mechanics laws, and hybrid Web2/Web3 balance.</w:t>
-      </w:r>
-    </w:p>
-    <w:p>
-      <w:pPr>
-        <w:spacing w:before="240" w:after="80"/>
-        <w:jc w:val="left"/>
-      </w:pPr>
-      <w:r>
-        <w:rPr>
-          <w:rFonts w:ascii="Times New Roman" w:hAnsi="Times New Roman"/>
-          <w:b/>
-          <w:i w:val="0"/>
-          <w:color w:val="1F497D"/>
-          <w:sz w:val="28"/>
-        </w:rPr>
-        <w:t>2.2.1  Client-Side Data Protection Theory (Signal Protocol Inspiration)</w:t>
-      </w:r>
-    </w:p>
-    <w:p>
-      <w:pPr>
-        <w:spacing w:before="0" w:after="160"/>
-        <w:jc w:val="both"/>
-      </w:pPr>
-      <w:r>
-        <w:t>Client-Side Zero-Trust Protection Theory: Conventional web applications transmit unencrypted text to server endpoints, exposing data to insider threats or database breaches. Client-side protection demands that encryption occurs on the sender's device prior to network transit, keeping intermediate servers unable to inspect plaintext payloads.</w:t>
-      </w:r>
-    </w:p>
-    <w:p>
-      <w:pPr>
-        <w:spacing w:before="240" w:after="80"/>
-        <w:jc w:val="left"/>
-      </w:pPr>
-      <w:r>
-        <w:rPr>
-          <w:rFonts w:ascii="Times New Roman" w:hAnsi="Times New Roman"/>
-          <w:b/>
-          <w:i w:val="0"/>
-          <w:color w:val="1F497D"/>
-          <w:sz w:val="28"/>
-        </w:rPr>
-        <w:t>2.2.2  Public-Key Infrastructure (PKI) Theory</w:t>
-      </w:r>
-    </w:p>
-    <w:p>
-      <w:pPr>
-        <w:spacing w:before="0" w:after="160"/>
-        <w:jc w:val="both"/>
-      </w:pPr>
-      <w:r>
-        <w:t>Public-Key Infrastructure (PKI) Principles: QChat adapts PKI to browser runtime environments. Upon account creation, the browser generates an RSA-OAEP 2048-bit key pair. The public key uploads to the server key registry for peer retrieval, while the private key remains locked in non-extractable client memory.</w:t>
-      </w:r>
-    </w:p>
-    <w:p>
-      <w:pPr>
-        <w:spacing w:before="240" w:after="80"/>
-        <w:jc w:val="left"/>
-      </w:pPr>
-      <w:r>
-        <w:rPr>
-          <w:rFonts w:ascii="Times New Roman" w:hAnsi="Times New Roman"/>
-          <w:b/>
-          <w:i w:val="0"/>
-          <w:color w:val="1F497D"/>
-          <w:sz w:val="28"/>
-        </w:rPr>
-        <w:t>2.2.3  Blockchain Immutability and Hash Fingerprinting Theory</w:t>
-      </w:r>
-    </w:p>
-    <w:p>
-      <w:pPr>
-        <w:spacing w:before="0" w:after="160"/>
-        <w:jc w:val="both"/>
-      </w:pPr>
-      <w:r>
-        <w:t>Blockchain Immutability and Fingerprint Hashing Theory: Cryptographic hash functions map arbitrary input data into fixed 256-bit hexadecimal digests possessing pre-image and collision resistance. Storing SHA-256 digests on Hyperledger Besu creates an indisputable ledger record; any downstream database modification alters the re-computed hash, immediately revealing tampering.</w:t>
-      </w:r>
-    </w:p>
-    <w:p>
-      <w:pPr>
-        <w:spacing w:before="240" w:after="80"/>
-        <w:jc w:val="left"/>
-      </w:pPr>
-      <w:r>
-        <w:rPr>
-          <w:rFonts w:ascii="Times New Roman" w:hAnsi="Times New Roman"/>
-          <w:b/>
-          <w:i w:val="0"/>
-          <w:color w:val="1F497D"/>
-          <w:sz w:val="28"/>
-        </w:rPr>
-        <w:t>2.2.4  Quantum Physics Principles in Cryptography</w:t>
-      </w:r>
-    </w:p>
-    <w:p>
-      <w:pPr>
-        <w:spacing w:before="0" w:after="160"/>
-        <w:jc w:val="both"/>
-      </w:pPr>
-      <w:r>
-        <w:t>Quantum Physics Foundation: The BB84 simulation models two fundamental quantum mechanical principles:</w:t>
+        <w:t>The technical design combines established standards into an institutional platform:</w:t>
       </w:r>
     </w:p>
     <w:p>
       <w:pPr>
         <w:pStyle w:val="ListBullet"/>
-        <w:spacing w:after="80"/>
-        <w:ind w:left="360"/>
       </w:pPr>
       <w:r>
-        <w:t>1. Heisenberg Uncertainty Principle — Observing a quantum system irreversibly alters its quantum state. An eavesdropper measuring photon polarization with an incorrect basis introduces measurable state errors.</w:t>
+        <w:rPr>
+          <w:rFonts w:ascii="Times New Roman" w:hAnsi="Times New Roman" w:eastAsia="Times New Roman"/>
+          <w:b w:val="0"/>
+          <w:i w:val="0"/>
+          <w:color w:val="000000"/>
+          <w:sz w:val="24"/>
+        </w:rPr>
+        <w:t>Ciphertext persistence on Convex while storing private RSA keys locally in IndexedDB (Mozilla Developer Network, 2024).</w:t>
       </w:r>
     </w:p>
     <w:p>
       <w:pPr>
         <w:pStyle w:val="ListBullet"/>
-        <w:spacing w:after="80"/>
-        <w:ind w:left="360"/>
       </w:pPr>
       <w:r>
-        <w:t>2. No-Cloning Theorem — Unknown quantum states cannot be duplicated. Consequently, an adversary cannot intercept, clone, and forward photons undetected.</w:t>
+        <w:rPr>
+          <w:rFonts w:ascii="Times New Roman" w:hAnsi="Times New Roman" w:eastAsia="Times New Roman"/>
+          <w:b w:val="0"/>
+          <w:i w:val="0"/>
+          <w:color w:val="000000"/>
+          <w:sz w:val="24"/>
+        </w:rPr>
+        <w:t>Generating SHA-256 payload digests on the client and committing hashes to Besu to detect database modifications.</w:t>
       </w:r>
     </w:p>
     <w:p>
       <w:pPr>
-        <w:spacing w:before="0" w:after="160"/>
-        <w:jc w:val="both"/>
+        <w:pStyle w:val="ListBullet"/>
       </w:pPr>
       <w:r>
-        <w:t>These physical laws ensure that eavesdropping elevates the Quantum Bit Error Rate (QBER). In QChat's BB84 module, a QBER exceeding 11% triggers an immediate key exchange abort, guaranteeing quantum-resilient session agreement.</w:t>
+        <w:rPr>
+          <w:rFonts w:ascii="Times New Roman" w:hAnsi="Times New Roman" w:eastAsia="Times New Roman"/>
+          <w:b w:val="0"/>
+          <w:i w:val="0"/>
+          <w:color w:val="000000"/>
+          <w:sz w:val="24"/>
+        </w:rPr>
+        <w:t>Simulating BB84 photon sifting and QBER calculation to derive 256-bit AES session keys for sensitive rooms.</w:t>
       </w:r>
     </w:p>
     <w:p>
       <w:pPr>
-        <w:spacing w:before="240" w:after="80"/>
-        <w:jc w:val="left"/>
+        <w:pStyle w:val="ListBullet"/>
       </w:pPr>
       <w:r>
         <w:rPr>
-          <w:rFonts w:ascii="Times New Roman" w:hAnsi="Times New Roman"/>
-          <w:b/>
+          <w:rFonts w:ascii="Times New Roman" w:hAnsi="Times New Roman" w:eastAsia="Times New Roman"/>
+          <w:b w:val="0"/>
           <w:i w:val="0"/>
-          <w:color w:val="1F497D"/>
-          <w:sz w:val="28"/>
+          <w:color w:val="000000"/>
+          <w:sz w:val="24"/>
         </w:rPr>
-        <w:t>2.2.5  Hybrid Web2/Web3 Architectural Balance Theory</w:t>
+        <w:t>Decoupling messaging latency from blockchain consensus by using Convex for instant UI sync and Besu for async audit logs.</w:t>
       </w:r>
     </w:p>
     <w:p>
       <w:pPr>
-        <w:spacing w:before="0" w:after="160"/>
-        <w:jc w:val="both"/>
+        <w:pStyle w:val="Heading2"/>
       </w:pPr>
       <w:r>
-        <w:t>Hybrid Web2/Web3 Architectural Balance Theory: Performance theory highlights the necessity of matching technological capabilities to workload demands. Pure Web3 systems suffer from block confirmation latency, while pure Web2 databases lack tamper resistance. Hybrid balance assigns high-throughput messaging to serverless Web2 engines and isolates high-security verification to permissioned Web3 ledgers.</w:t>
+        <w:rPr>
+          <w:rFonts w:ascii="Times New Roman" w:hAnsi="Times New Roman" w:eastAsia="Times New Roman"/>
+          <w:b/>
+          <w:i w:val="0"/>
+          <w:color w:val="000000"/>
+          <w:sz w:val="26"/>
+        </w:rPr>
+        <w:t>2.3 Comparative Review of Related Systems</w:t>
       </w:r>
     </w:p>
     <w:p>
       <w:pPr>
-        <w:spacing w:before="360" w:after="120"/>
-        <w:jc w:val="left"/>
+        <w:ind w:firstLine="720"/>
       </w:pPr>
       <w:r>
         <w:rPr>
-          <w:rFonts w:ascii="Times New Roman" w:hAnsi="Times New Roman"/>
-          <w:b/>
+          <w:rFonts w:ascii="Times New Roman" w:hAnsi="Times New Roman" w:eastAsia="Times New Roman"/>
+          <w:b w:val="0"/>
           <w:i w:val="0"/>
-          <w:color w:val="003366"/>
-          <w:sz w:val="32"/>
+          <w:color w:val="000000"/>
+          <w:sz w:val="24"/>
         </w:rPr>
-        <w:t>2.3  Review of Related Work</w:t>
-      </w:r>
-    </w:p>
-    <w:p>
-      <w:pPr>
-        <w:spacing w:before="0" w:after="160"/>
-        <w:jc w:val="both"/>
-      </w:pPr>
-      <w:r>
-        <w:t>To contextualize QChat's system design, we conducted a comparative review of existing messaging tools and academic software platforms across five architectural dimensions.</w:t>
+        <w:t>Table 2.1 compares QChat's architectural features against existing commercial and academic messaging platforms.</w:t>
       </w:r>
     </w:p>
     <w:tbl>
       <w:tblPr>
         <w:tblStyle w:val="TableGrid"/>
         <w:tblW w:type="auto" w:w="0"/>
-        <w:jc w:val="center"/>
         <w:tblLook w:firstColumn="1" w:firstRow="1" w:lastColumn="0" w:lastRow="0" w:noHBand="0" w:noVBand="1" w:val="04A0"/>
       </w:tblPr>
       <w:tblGrid>
-        <w:gridCol w:w="1560"/>
-        <w:gridCol w:w="1560"/>
-        <w:gridCol w:w="1560"/>
-        <w:gridCol w:w="1560"/>
-        <w:gridCol w:w="1560"/>
-        <w:gridCol w:w="1560"/>
+        <w:gridCol w:w="1500"/>
+        <w:gridCol w:w="1500"/>
+        <w:gridCol w:w="1500"/>
+        <w:gridCol w:w="1500"/>
+        <w:gridCol w:w="1500"/>
+        <w:gridCol w:w="1500"/>
       </w:tblGrid>
       <w:tr>
         <w:tc>
           <w:tcPr>
-            <w:tcW w:type="dxa" w:w="1728"/>
-            <w:vAlign w:val="center"/>
-            <w:shd w:val="clear" w:color="auto" w:fill="1F497D"/>
+            <w:tcW w:type="dxa" w:w="1500"/>
           </w:tcPr>
           <w:p>
-            <w:pPr>
-              <w:jc w:val="center"/>
-            </w:pPr>
+            <w:r/>
             <w:r>
               <w:rPr>
-                <w:rFonts w:ascii="Times New Roman" w:hAnsi="Times New Roman"/>
+                <w:rFonts w:ascii="Times New Roman" w:hAnsi="Times New Roman" w:eastAsia="Times New Roman"/>
                 <w:b/>
                 <w:i w:val="0"/>
-                <w:color w:val="FFFFFF"/>
+                <w:color w:val="000000"/>
                 <w:sz w:val="20"/>
               </w:rPr>
-              <w:t>Platform / System</w:t>
+              <w:t>System</w:t>
             </w:r>
           </w:p>
         </w:tc>
         <w:tc>
           <w:tcPr>
-            <w:tcW w:type="dxa" w:w="1584"/>
-            <w:vAlign w:val="center"/>
-            <w:shd w:val="clear" w:color="auto" w:fill="1F497D"/>
+            <w:tcW w:type="dxa" w:w="1500"/>
           </w:tcPr>
           <w:p>
-            <w:pPr>
-              <w:jc w:val="center"/>
-            </w:pPr>
+            <w:r/>
             <w:r>
               <w:rPr>
-                <w:rFonts w:ascii="Times New Roman" w:hAnsi="Times New Roman"/>
+                <w:rFonts w:ascii="Times New Roman" w:hAnsi="Times New Roman" w:eastAsia="Times New Roman"/>
                 <w:b/>
                 <w:i w:val="0"/>
-                <w:color w:val="FFFFFF"/>
+                <w:color w:val="000000"/>
                 <w:sz w:val="20"/>
               </w:rPr>
-              <w:t>Real-Time Chat &amp; File Sharing</w:t>
+              <w:t>Real-Time Sync</w:t>
             </w:r>
           </w:p>
         </w:tc>
         <w:tc>
           <w:tcPr>
-            <w:tcW w:type="dxa" w:w="1584"/>
-            <w:vAlign w:val="center"/>
-            <w:shd w:val="clear" w:color="auto" w:fill="1F497D"/>
+            <w:tcW w:type="dxa" w:w="1500"/>
           </w:tcPr>
           <w:p>
-            <w:pPr>
-              <w:jc w:val="center"/>
-            </w:pPr>
+            <w:r/>
             <w:r>
               <w:rPr>
-                <w:rFonts w:ascii="Times New Roman" w:hAnsi="Times New Roman"/>
+                <w:rFonts w:ascii="Times New Roman" w:hAnsi="Times New Roman" w:eastAsia="Times New Roman"/>
                 <w:b/>
                 <w:i w:val="0"/>
-                <w:color w:val="FFFFFF"/>
+                <w:color w:val="000000"/>
                 <w:sz w:val="20"/>
               </w:rPr>
-              <w:t>Client-Side Data Protection</w:t>
+              <w:t>Client Cryptography</w:t>
             </w:r>
           </w:p>
         </w:tc>
         <w:tc>
           <w:tcPr>
-            <w:tcW w:type="dxa" w:w="1584"/>
-            <w:vAlign w:val="center"/>
-            <w:shd w:val="clear" w:color="auto" w:fill="1F497D"/>
+            <w:tcW w:type="dxa" w:w="1500"/>
           </w:tcPr>
           <w:p>
-            <w:pPr>
-              <w:jc w:val="center"/>
-            </w:pPr>
+            <w:r/>
             <w:r>
               <w:rPr>
-                <w:rFonts w:ascii="Times New Roman" w:hAnsi="Times New Roman"/>
+                <w:rFonts w:ascii="Times New Roman" w:hAnsi="Times New Roman" w:eastAsia="Times New Roman"/>
                 <w:b/>
                 <w:i w:val="0"/>
-                <w:color w:val="FFFFFF"/>
+                <w:color w:val="000000"/>
                 <w:sz w:val="20"/>
               </w:rPr>
-              <w:t>Blockchain Audit Log</w:t>
+              <w:t>Ledger Audit Log</w:t>
             </w:r>
           </w:p>
         </w:tc>
         <w:tc>
           <w:tcPr>
-            <w:tcW w:type="dxa" w:w="1440"/>
-            <w:vAlign w:val="center"/>
-            <w:shd w:val="clear" w:color="auto" w:fill="1F497D"/>
+            <w:tcW w:type="dxa" w:w="1500"/>
           </w:tcPr>
           <w:p>
-            <w:pPr>
-              <w:jc w:val="center"/>
-            </w:pPr>
+            <w:r/>
             <w:r>
               <w:rPr>
-                <w:rFonts w:ascii="Times New Roman" w:hAnsi="Times New Roman"/>
+                <w:rFonts w:ascii="Times New Roman" w:hAnsi="Times New Roman" w:eastAsia="Times New Roman"/>
                 <w:b/>
                 <w:i w:val="0"/>
-                <w:color w:val="FFFFFF"/>
+                <w:color w:val="000000"/>
                 <w:sz w:val="20"/>
               </w:rPr>
-              <w:t>Quantum Key Simulation</w:t>
+              <w:t>QKD Simulation</w:t>
             </w:r>
           </w:p>
         </w:tc>
         <w:tc>
           <w:tcPr>
-            <w:tcW w:type="dxa" w:w="1440"/>
-            <w:vAlign w:val="center"/>
-            <w:shd w:val="clear" w:color="auto" w:fill="1F497D"/>
+            <w:tcW w:type="dxa" w:w="1500"/>
           </w:tcPr>
           <w:p>
-            <w:pPr>
-              <w:jc w:val="center"/>
-            </w:pPr>
+            <w:r/>
             <w:r>
               <w:rPr>
-                <w:rFonts w:ascii="Times New Roman" w:hAnsi="Times New Roman"/>
+                <w:rFonts w:ascii="Times New Roman" w:hAnsi="Times New Roman" w:eastAsia="Times New Roman"/>
                 <w:b/>
                 <w:i w:val="0"/>
-                <w:color w:val="FFFFFF"/>
+                <w:color w:val="000000"/>
                 <w:sz w:val="20"/>
               </w:rPr>
-              <w:t>Target Environment</w:t>
+              <w:t>Deployment Context</w:t>
             </w:r>
           </w:p>
         </w:tc>
@@ -599,73 +459,109 @@
       <w:tr>
         <w:tc>
           <w:tcPr>
-            <w:tcW w:type="dxa" w:w="1728"/>
-            <w:vAlign w:val="center"/>
-            <w:shd w:val="clear" w:color="auto" w:fill="F2F6FC"/>
+            <w:tcW w:type="dxa" w:w="1500"/>
           </w:tcPr>
           <w:p>
+            <w:r/>
             <w:r>
+              <w:rPr>
+                <w:rFonts w:ascii="Times New Roman" w:hAnsi="Times New Roman" w:eastAsia="Times New Roman"/>
+                <w:b w:val="0"/>
+                <w:i w:val="0"/>
+                <w:color w:val="000000"/>
+                <w:sz w:val="20"/>
+              </w:rPr>
               <w:t>WhatsApp / Signal</w:t>
             </w:r>
           </w:p>
         </w:tc>
         <w:tc>
           <w:tcPr>
-            <w:tcW w:type="dxa" w:w="1584"/>
-            <w:vAlign w:val="center"/>
-            <w:shd w:val="clear" w:color="auto" w:fill="F2F6FC"/>
+            <w:tcW w:type="dxa" w:w="1500"/>
           </w:tcPr>
           <w:p>
+            <w:r/>
             <w:r>
-              <w:t>Yes (Global cloud messaging)</w:t>
+              <w:rPr>
+                <w:rFonts w:ascii="Times New Roman" w:hAnsi="Times New Roman" w:eastAsia="Times New Roman"/>
+                <w:b w:val="0"/>
+                <w:i w:val="0"/>
+                <w:color w:val="000000"/>
+                <w:sz w:val="20"/>
+              </w:rPr>
+              <w:t>High (WebSockets)</w:t>
             </w:r>
           </w:p>
         </w:tc>
         <w:tc>
           <w:tcPr>
-            <w:tcW w:type="dxa" w:w="1584"/>
-            <w:vAlign w:val="center"/>
-            <w:shd w:val="clear" w:color="auto" w:fill="F2F6FC"/>
+            <w:tcW w:type="dxa" w:w="1500"/>
           </w:tcPr>
           <w:p>
+            <w:r/>
             <w:r>
-              <w:t>Yes (Signal protocol E2EE)</w:t>
+              <w:rPr>
+                <w:rFonts w:ascii="Times New Roman" w:hAnsi="Times New Roman" w:eastAsia="Times New Roman"/>
+                <w:b w:val="0"/>
+                <w:i w:val="0"/>
+                <w:color w:val="000000"/>
+                <w:sz w:val="20"/>
+              </w:rPr>
+              <w:t>End-to-End (Signal Protocol)</w:t>
             </w:r>
           </w:p>
         </w:tc>
         <w:tc>
           <w:tcPr>
-            <w:tcW w:type="dxa" w:w="1584"/>
-            <w:vAlign w:val="center"/>
-            <w:shd w:val="clear" w:color="auto" w:fill="F2F6FC"/>
+            <w:tcW w:type="dxa" w:w="1500"/>
           </w:tcPr>
           <w:p>
+            <w:r/>
             <w:r>
-              <w:t>No (Centralized log databases)</w:t>
+              <w:rPr>
+                <w:rFonts w:ascii="Times New Roman" w:hAnsi="Times New Roman" w:eastAsia="Times New Roman"/>
+                <w:b w:val="0"/>
+                <w:i w:val="0"/>
+                <w:color w:val="000000"/>
+                <w:sz w:val="20"/>
+              </w:rPr>
+              <w:t>None</w:t>
             </w:r>
           </w:p>
         </w:tc>
         <w:tc>
           <w:tcPr>
-            <w:tcW w:type="dxa" w:w="1440"/>
-            <w:vAlign w:val="center"/>
-            <w:shd w:val="clear" w:color="auto" w:fill="F2F6FC"/>
+            <w:tcW w:type="dxa" w:w="1500"/>
           </w:tcPr>
           <w:p>
+            <w:r/>
             <w:r>
-              <w:t>No (Classical key exchanges)</w:t>
+              <w:rPr>
+                <w:rFonts w:ascii="Times New Roman" w:hAnsi="Times New Roman" w:eastAsia="Times New Roman"/>
+                <w:b w:val="0"/>
+                <w:i w:val="0"/>
+                <w:color w:val="000000"/>
+                <w:sz w:val="20"/>
+              </w:rPr>
+              <w:t>None</w:t>
             </w:r>
           </w:p>
         </w:tc>
         <w:tc>
           <w:tcPr>
-            <w:tcW w:type="dxa" w:w="1440"/>
-            <w:vAlign w:val="center"/>
-            <w:shd w:val="clear" w:color="auto" w:fill="F2F6FC"/>
+            <w:tcW w:type="dxa" w:w="1500"/>
           </w:tcPr>
           <w:p>
+            <w:r/>
             <w:r>
-              <w:t>Consumer mobile messaging</w:t>
+              <w:rPr>
+                <w:rFonts w:ascii="Times New Roman" w:hAnsi="Times New Roman" w:eastAsia="Times New Roman"/>
+                <w:b w:val="0"/>
+                <w:i w:val="0"/>
+                <w:color w:val="000000"/>
+                <w:sz w:val="20"/>
+              </w:rPr>
+              <w:t>Consumer Mobile / Desktop</w:t>
             </w:r>
           </w:p>
         </w:tc>
@@ -673,73 +569,109 @@
       <w:tr>
         <w:tc>
           <w:tcPr>
-            <w:tcW w:type="dxa" w:w="1728"/>
-            <w:vAlign w:val="center"/>
-            <w:shd w:val="clear" w:color="auto" w:fill="FFFFFF"/>
+            <w:tcW w:type="dxa" w:w="1500"/>
           </w:tcPr>
           <w:p>
+            <w:r/>
             <w:r>
+              <w:rPr>
+                <w:rFonts w:ascii="Times New Roman" w:hAnsi="Times New Roman" w:eastAsia="Times New Roman"/>
+                <w:b w:val="0"/>
+                <w:i w:val="0"/>
+                <w:color w:val="000000"/>
+                <w:sz w:val="20"/>
+              </w:rPr>
               <w:t>Microsoft Teams / Slack</w:t>
             </w:r>
           </w:p>
         </w:tc>
         <w:tc>
           <w:tcPr>
-            <w:tcW w:type="dxa" w:w="1584"/>
-            <w:vAlign w:val="center"/>
-            <w:shd w:val="clear" w:color="auto" w:fill="FFFFFF"/>
+            <w:tcW w:type="dxa" w:w="1500"/>
           </w:tcPr>
           <w:p>
+            <w:r/>
             <w:r>
-              <w:t>Yes (Enterprise cloud platform)</w:t>
+              <w:rPr>
+                <w:rFonts w:ascii="Times New Roman" w:hAnsi="Times New Roman" w:eastAsia="Times New Roman"/>
+                <w:b w:val="0"/>
+                <w:i w:val="0"/>
+                <w:color w:val="000000"/>
+                <w:sz w:val="20"/>
+              </w:rPr>
+              <w:t>High (WebSockets)</w:t>
             </w:r>
           </w:p>
         </w:tc>
         <w:tc>
           <w:tcPr>
-            <w:tcW w:type="dxa" w:w="1584"/>
-            <w:vAlign w:val="center"/>
-            <w:shd w:val="clear" w:color="auto" w:fill="FFFFFF"/>
+            <w:tcW w:type="dxa" w:w="1500"/>
           </w:tcPr>
           <w:p>
+            <w:r/>
             <w:r>
-              <w:t>No (Server-side managed keys)</w:t>
+              <w:rPr>
+                <w:rFonts w:ascii="Times New Roman" w:hAnsi="Times New Roman" w:eastAsia="Times New Roman"/>
+                <w:b w:val="0"/>
+                <w:i w:val="0"/>
+                <w:color w:val="000000"/>
+                <w:sz w:val="20"/>
+              </w:rPr>
+              <w:t>TLS + Server Encryption</w:t>
             </w:r>
           </w:p>
         </w:tc>
         <w:tc>
           <w:tcPr>
-            <w:tcW w:type="dxa" w:w="1584"/>
-            <w:vAlign w:val="center"/>
-            <w:shd w:val="clear" w:color="auto" w:fill="FFFFFF"/>
+            <w:tcW w:type="dxa" w:w="1500"/>
           </w:tcPr>
           <w:p>
+            <w:r/>
             <w:r>
-              <w:t>No (Centralized organizational logs)</w:t>
+              <w:rPr>
+                <w:rFonts w:ascii="Times New Roman" w:hAnsi="Times New Roman" w:eastAsia="Times New Roman"/>
+                <w:b w:val="0"/>
+                <w:i w:val="0"/>
+                <w:color w:val="000000"/>
+                <w:sz w:val="20"/>
+              </w:rPr>
+              <w:t>None (Cloud Database)</w:t>
             </w:r>
           </w:p>
         </w:tc>
         <w:tc>
           <w:tcPr>
-            <w:tcW w:type="dxa" w:w="1440"/>
-            <w:vAlign w:val="center"/>
-            <w:shd w:val="clear" w:color="auto" w:fill="FFFFFF"/>
+            <w:tcW w:type="dxa" w:w="1500"/>
           </w:tcPr>
           <w:p>
+            <w:r/>
             <w:r>
-              <w:t>No (Classical key exchanges)</w:t>
+              <w:rPr>
+                <w:rFonts w:ascii="Times New Roman" w:hAnsi="Times New Roman" w:eastAsia="Times New Roman"/>
+                <w:b w:val="0"/>
+                <w:i w:val="0"/>
+                <w:color w:val="000000"/>
+                <w:sz w:val="20"/>
+              </w:rPr>
+              <w:t>None</w:t>
             </w:r>
           </w:p>
         </w:tc>
         <w:tc>
           <w:tcPr>
-            <w:tcW w:type="dxa" w:w="1440"/>
-            <w:vAlign w:val="center"/>
-            <w:shd w:val="clear" w:color="auto" w:fill="FFFFFF"/>
+            <w:tcW w:type="dxa" w:w="1500"/>
           </w:tcPr>
           <w:p>
+            <w:r/>
             <w:r>
-              <w:t>Commercial enterprise workspace</w:t>
+              <w:rPr>
+                <w:rFonts w:ascii="Times New Roman" w:hAnsi="Times New Roman" w:eastAsia="Times New Roman"/>
+                <w:b w:val="0"/>
+                <w:i w:val="0"/>
+                <w:color w:val="000000"/>
+                <w:sz w:val="20"/>
+              </w:rPr>
+              <w:t>Enterprise / Office</w:t>
             </w:r>
           </w:p>
         </w:tc>
@@ -747,73 +679,109 @@
       <w:tr>
         <w:tc>
           <w:tcPr>
-            <w:tcW w:type="dxa" w:w="1728"/>
-            <w:vAlign w:val="center"/>
-            <w:shd w:val="clear" w:color="auto" w:fill="F2F6FC"/>
+            <w:tcW w:type="dxa" w:w="1500"/>
           </w:tcPr>
           <w:p>
+            <w:r/>
             <w:r>
-              <w:t>Rocket.Chat (Open Source)</w:t>
+              <w:rPr>
+                <w:rFonts w:ascii="Times New Roman" w:hAnsi="Times New Roman" w:eastAsia="Times New Roman"/>
+                <w:b w:val="0"/>
+                <w:i w:val="0"/>
+                <w:color w:val="000000"/>
+                <w:sz w:val="20"/>
+              </w:rPr>
+              <w:t>Rocket.Chat</w:t>
             </w:r>
           </w:p>
         </w:tc>
         <w:tc>
           <w:tcPr>
-            <w:tcW w:type="dxa" w:w="1584"/>
-            <w:vAlign w:val="center"/>
-            <w:shd w:val="clear" w:color="auto" w:fill="F2F6FC"/>
+            <w:tcW w:type="dxa" w:w="1500"/>
           </w:tcPr>
           <w:p>
+            <w:r/>
             <w:r>
-              <w:t>Yes (Self-hosted WebSockets)</w:t>
+              <w:rPr>
+                <w:rFonts w:ascii="Times New Roman" w:hAnsi="Times New Roman" w:eastAsia="Times New Roman"/>
+                <w:b w:val="0"/>
+                <w:i w:val="0"/>
+                <w:color w:val="000000"/>
+                <w:sz w:val="20"/>
+              </w:rPr>
+              <w:t>High (WebSockets)</w:t>
             </w:r>
           </w:p>
         </w:tc>
         <w:tc>
           <w:tcPr>
-            <w:tcW w:type="dxa" w:w="1584"/>
-            <w:vAlign w:val="center"/>
-            <w:shd w:val="clear" w:color="auto" w:fill="F2F6FC"/>
+            <w:tcW w:type="dxa" w:w="1500"/>
           </w:tcPr>
           <w:p>
+            <w:r/>
             <w:r>
-              <w:t>Optional (Plugin client protection)</w:t>
+              <w:rPr>
+                <w:rFonts w:ascii="Times New Roman" w:hAnsi="Times New Roman" w:eastAsia="Times New Roman"/>
+                <w:b w:val="0"/>
+                <w:i w:val="0"/>
+                <w:color w:val="000000"/>
+                <w:sz w:val="20"/>
+              </w:rPr>
+              <w:t>Optional E2EE</w:t>
             </w:r>
           </w:p>
         </w:tc>
         <w:tc>
           <w:tcPr>
-            <w:tcW w:type="dxa" w:w="1584"/>
-            <w:vAlign w:val="center"/>
-            <w:shd w:val="clear" w:color="auto" w:fill="F2F6FC"/>
+            <w:tcW w:type="dxa" w:w="1500"/>
           </w:tcPr>
           <w:p>
+            <w:r/>
             <w:r>
-              <w:t>No (Relational SQL/NoSQL logs)</w:t>
+              <w:rPr>
+                <w:rFonts w:ascii="Times New Roman" w:hAnsi="Times New Roman" w:eastAsia="Times New Roman"/>
+                <w:b w:val="0"/>
+                <w:i w:val="0"/>
+                <w:color w:val="000000"/>
+                <w:sz w:val="20"/>
+              </w:rPr>
+              <w:t>None (MongoDB)</w:t>
             </w:r>
           </w:p>
         </w:tc>
         <w:tc>
           <w:tcPr>
-            <w:tcW w:type="dxa" w:w="1440"/>
-            <w:vAlign w:val="center"/>
-            <w:shd w:val="clear" w:color="auto" w:fill="F2F6FC"/>
+            <w:tcW w:type="dxa" w:w="1500"/>
           </w:tcPr>
           <w:p>
+            <w:r/>
             <w:r>
-              <w:t>No (Classical key exchanges)</w:t>
+              <w:rPr>
+                <w:rFonts w:ascii="Times New Roman" w:hAnsi="Times New Roman" w:eastAsia="Times New Roman"/>
+                <w:b w:val="0"/>
+                <w:i w:val="0"/>
+                <w:color w:val="000000"/>
+                <w:sz w:val="20"/>
+              </w:rPr>
+              <w:t>None</w:t>
             </w:r>
           </w:p>
         </w:tc>
         <w:tc>
           <w:tcPr>
-            <w:tcW w:type="dxa" w:w="1440"/>
-            <w:vAlign w:val="center"/>
-            <w:shd w:val="clear" w:color="auto" w:fill="F2F6FC"/>
+            <w:tcW w:type="dxa" w:w="1500"/>
           </w:tcPr>
           <w:p>
+            <w:r/>
             <w:r>
-              <w:t>Self-hosted organizational servers</w:t>
+              <w:rPr>
+                <w:rFonts w:ascii="Times New Roman" w:hAnsi="Times New Roman" w:eastAsia="Times New Roman"/>
+                <w:b w:val="0"/>
+                <w:i w:val="0"/>
+                <w:color w:val="000000"/>
+                <w:sz w:val="20"/>
+              </w:rPr>
+              <w:t>Self-Hosted Organizations</w:t>
             </w:r>
           </w:p>
         </w:tc>
@@ -821,73 +789,109 @@
       <w:tr>
         <w:tc>
           <w:tcPr>
-            <w:tcW w:type="dxa" w:w="1728"/>
-            <w:vAlign w:val="center"/>
-            <w:shd w:val="clear" w:color="auto" w:fill="FFFFFF"/>
+            <w:tcW w:type="dxa" w:w="1500"/>
           </w:tcPr>
           <w:p>
+            <w:r/>
             <w:r>
-              <w:t>Ethereum Messaging dApps</w:t>
+              <w:rPr>
+                <w:rFonts w:ascii="Times New Roman" w:hAnsi="Times New Roman" w:eastAsia="Times New Roman"/>
+                <w:b w:val="0"/>
+                <w:i w:val="0"/>
+                <w:color w:val="000000"/>
+                <w:sz w:val="20"/>
+              </w:rPr>
+              <w:t>Public Web3 dApps</w:t>
             </w:r>
           </w:p>
         </w:tc>
         <w:tc>
           <w:tcPr>
-            <w:tcW w:type="dxa" w:w="1584"/>
-            <w:vAlign w:val="center"/>
-            <w:shd w:val="clear" w:color="auto" w:fill="FFFFFF"/>
+            <w:tcW w:type="dxa" w:w="1500"/>
           </w:tcPr>
           <w:p>
+            <w:r/>
             <w:r>
-              <w:t>No (High latency &amp; gas fees)</w:t>
+              <w:rPr>
+                <w:rFonts w:ascii="Times New Roman" w:hAnsi="Times New Roman" w:eastAsia="Times New Roman"/>
+                <w:b w:val="0"/>
+                <w:i w:val="0"/>
+                <w:color w:val="000000"/>
+                <w:sz w:val="20"/>
+              </w:rPr>
+              <w:t>Low (Block Polling)</w:t>
             </w:r>
           </w:p>
         </w:tc>
         <w:tc>
           <w:tcPr>
-            <w:tcW w:type="dxa" w:w="1584"/>
-            <w:vAlign w:val="center"/>
-            <w:shd w:val="clear" w:color="auto" w:fill="FFFFFF"/>
+            <w:tcW w:type="dxa" w:w="1500"/>
           </w:tcPr>
           <w:p>
+            <w:r/>
             <w:r>
-              <w:t>Yes (Wallet key pairs)</w:t>
+              <w:rPr>
+                <w:rFonts w:ascii="Times New Roman" w:hAnsi="Times New Roman" w:eastAsia="Times New Roman"/>
+                <w:b w:val="0"/>
+                <w:i w:val="0"/>
+                <w:color w:val="000000"/>
+                <w:sz w:val="20"/>
+              </w:rPr>
+              <w:t>Wallet Signatures</w:t>
             </w:r>
           </w:p>
         </w:tc>
         <w:tc>
           <w:tcPr>
-            <w:tcW w:type="dxa" w:w="1584"/>
-            <w:vAlign w:val="center"/>
-            <w:shd w:val="clear" w:color="auto" w:fill="FFFFFF"/>
+            <w:tcW w:type="dxa" w:w="1500"/>
           </w:tcPr>
           <w:p>
+            <w:r/>
             <w:r>
-              <w:t>Yes (Public mainnet state)</w:t>
+              <w:rPr>
+                <w:rFonts w:ascii="Times New Roman" w:hAnsi="Times New Roman" w:eastAsia="Times New Roman"/>
+                <w:b w:val="0"/>
+                <w:i w:val="0"/>
+                <w:color w:val="000000"/>
+                <w:sz w:val="20"/>
+              </w:rPr>
+              <w:t>Full On-Chain (High Gas)</w:t>
             </w:r>
           </w:p>
         </w:tc>
         <w:tc>
           <w:tcPr>
-            <w:tcW w:type="dxa" w:w="1440"/>
-            <w:vAlign w:val="center"/>
-            <w:shd w:val="clear" w:color="auto" w:fill="FFFFFF"/>
+            <w:tcW w:type="dxa" w:w="1500"/>
           </w:tcPr>
           <w:p>
+            <w:r/>
             <w:r>
-              <w:t>No (Standard wallet cryptography)</w:t>
+              <w:rPr>
+                <w:rFonts w:ascii="Times New Roman" w:hAnsi="Times New Roman" w:eastAsia="Times New Roman"/>
+                <w:b w:val="0"/>
+                <w:i w:val="0"/>
+                <w:color w:val="000000"/>
+                <w:sz w:val="20"/>
+              </w:rPr>
+              <w:t>None</w:t>
             </w:r>
           </w:p>
         </w:tc>
         <w:tc>
           <w:tcPr>
-            <w:tcW w:type="dxa" w:w="1440"/>
-            <w:vAlign w:val="center"/>
-            <w:shd w:val="clear" w:color="auto" w:fill="FFFFFF"/>
+            <w:tcW w:type="dxa" w:w="1500"/>
           </w:tcPr>
           <w:p>
+            <w:r/>
             <w:r>
-              <w:t>Web3 decentralized finance dApps</w:t>
+              <w:rPr>
+                <w:rFonts w:ascii="Times New Roman" w:hAnsi="Times New Roman" w:eastAsia="Times New Roman"/>
+                <w:b w:val="0"/>
+                <w:i w:val="0"/>
+                <w:color w:val="000000"/>
+                <w:sz w:val="20"/>
+              </w:rPr>
+              <w:t>Public Blockchain Demos</w:t>
             </w:r>
           </w:p>
         </w:tc>
@@ -895,73 +899,109 @@
       <w:tr>
         <w:tc>
           <w:tcPr>
-            <w:tcW w:type="dxa" w:w="1728"/>
-            <w:vAlign w:val="center"/>
-            <w:shd w:val="clear" w:color="auto" w:fill="F2F6FC"/>
+            <w:tcW w:type="dxa" w:w="1500"/>
           </w:tcPr>
           <w:p>
+            <w:r/>
             <w:r>
-              <w:t>Google Classroom / LMS</w:t>
+              <w:rPr>
+                <w:rFonts w:ascii="Times New Roman" w:hAnsi="Times New Roman" w:eastAsia="Times New Roman"/>
+                <w:b w:val="0"/>
+                <w:i w:val="0"/>
+                <w:color w:val="000000"/>
+                <w:sz w:val="20"/>
+              </w:rPr>
+              <w:t>Canvas / Moodle LMS</w:t>
             </w:r>
           </w:p>
         </w:tc>
         <w:tc>
           <w:tcPr>
-            <w:tcW w:type="dxa" w:w="1584"/>
-            <w:vAlign w:val="center"/>
-            <w:shd w:val="clear" w:color="auto" w:fill="F2F6FC"/>
+            <w:tcW w:type="dxa" w:w="1500"/>
           </w:tcPr>
           <w:p>
+            <w:r/>
             <w:r>
-              <w:t>No (Asynchronous forum posts)</w:t>
+              <w:rPr>
+                <w:rFonts w:ascii="Times New Roman" w:hAnsi="Times New Roman" w:eastAsia="Times New Roman"/>
+                <w:b w:val="0"/>
+                <w:i w:val="0"/>
+                <w:color w:val="000000"/>
+                <w:sz w:val="20"/>
+              </w:rPr>
+              <w:t>Low (HTTP Requests)</w:t>
             </w:r>
           </w:p>
         </w:tc>
         <w:tc>
           <w:tcPr>
-            <w:tcW w:type="dxa" w:w="1584"/>
-            <w:vAlign w:val="center"/>
-            <w:shd w:val="clear" w:color="auto" w:fill="F2F6FC"/>
+            <w:tcW w:type="dxa" w:w="1500"/>
           </w:tcPr>
           <w:p>
+            <w:r/>
             <w:r>
-              <w:t>No (Server TLS transport)</w:t>
+              <w:rPr>
+                <w:rFonts w:ascii="Times New Roman" w:hAnsi="Times New Roman" w:eastAsia="Times New Roman"/>
+                <w:b w:val="0"/>
+                <w:i w:val="0"/>
+                <w:color w:val="000000"/>
+                <w:sz w:val="20"/>
+              </w:rPr>
+              <w:t>TLS Only</w:t>
             </w:r>
           </w:p>
         </w:tc>
         <w:tc>
           <w:tcPr>
-            <w:tcW w:type="dxa" w:w="1584"/>
-            <w:vAlign w:val="center"/>
-            <w:shd w:val="clear" w:color="auto" w:fill="F2F6FC"/>
+            <w:tcW w:type="dxa" w:w="1500"/>
           </w:tcPr>
           <w:p>
+            <w:r/>
             <w:r>
-              <w:t>No (Centralized SQL records)</w:t>
+              <w:rPr>
+                <w:rFonts w:ascii="Times New Roman" w:hAnsi="Times New Roman" w:eastAsia="Times New Roman"/>
+                <w:b w:val="0"/>
+                <w:i w:val="0"/>
+                <w:color w:val="000000"/>
+                <w:sz w:val="20"/>
+              </w:rPr>
+              <w:t>None (SQL Database)</w:t>
             </w:r>
           </w:p>
         </w:tc>
         <w:tc>
           <w:tcPr>
-            <w:tcW w:type="dxa" w:w="1440"/>
-            <w:vAlign w:val="center"/>
-            <w:shd w:val="clear" w:color="auto" w:fill="F2F6FC"/>
+            <w:tcW w:type="dxa" w:w="1500"/>
           </w:tcPr>
           <w:p>
+            <w:r/>
             <w:r>
-              <w:t>No (Standard web security)</w:t>
+              <w:rPr>
+                <w:rFonts w:ascii="Times New Roman" w:hAnsi="Times New Roman" w:eastAsia="Times New Roman"/>
+                <w:b w:val="0"/>
+                <w:i w:val="0"/>
+                <w:color w:val="000000"/>
+                <w:sz w:val="20"/>
+              </w:rPr>
+              <w:t>None</w:t>
             </w:r>
           </w:p>
         </w:tc>
         <w:tc>
           <w:tcPr>
-            <w:tcW w:type="dxa" w:w="1440"/>
-            <w:vAlign w:val="center"/>
-            <w:shd w:val="clear" w:color="auto" w:fill="F2F6FC"/>
+            <w:tcW w:type="dxa" w:w="1500"/>
           </w:tcPr>
           <w:p>
+            <w:r/>
             <w:r>
-              <w:t>Academic course portals</w:t>
+              <w:rPr>
+                <w:rFonts w:ascii="Times New Roman" w:hAnsi="Times New Roman" w:eastAsia="Times New Roman"/>
+                <w:b w:val="0"/>
+                <w:i w:val="0"/>
+                <w:color w:val="000000"/>
+                <w:sz w:val="20"/>
+              </w:rPr>
+              <w:t>Institutional Coursework</w:t>
             </w:r>
           </w:p>
         </w:tc>
@@ -969,218 +1009,208 @@
       <w:tr>
         <w:tc>
           <w:tcPr>
-            <w:tcW w:type="dxa" w:w="1728"/>
-            <w:vAlign w:val="center"/>
-            <w:shd w:val="clear" w:color="auto" w:fill="FFFFFF"/>
+            <w:tcW w:type="dxa" w:w="1500"/>
           </w:tcPr>
           <w:p>
+            <w:r/>
             <w:r>
-              <w:t>QChat (Proposed System)</w:t>
+              <w:rPr>
+                <w:rFonts w:ascii="Times New Roman" w:hAnsi="Times New Roman" w:eastAsia="Times New Roman"/>
+                <w:b w:val="0"/>
+                <w:i w:val="0"/>
+                <w:color w:val="000000"/>
+                <w:sz w:val="20"/>
+              </w:rPr>
+              <w:t>QChat (This Project)</w:t>
             </w:r>
           </w:p>
         </w:tc>
         <w:tc>
           <w:tcPr>
-            <w:tcW w:type="dxa" w:w="1584"/>
-            <w:vAlign w:val="center"/>
-            <w:shd w:val="clear" w:color="auto" w:fill="FFFFFF"/>
+            <w:tcW w:type="dxa" w:w="1500"/>
           </w:tcPr>
           <w:p>
+            <w:r/>
             <w:r>
-              <w:t>Yes (Convex serverless reactive sockets)</w:t>
+              <w:rPr>
+                <w:rFonts w:ascii="Times New Roman" w:hAnsi="Times New Roman" w:eastAsia="Times New Roman"/>
+                <w:b w:val="0"/>
+                <w:i w:val="0"/>
+                <w:color w:val="000000"/>
+                <w:sz w:val="20"/>
+              </w:rPr>
+              <w:t>High (Convex WS)</w:t>
             </w:r>
           </w:p>
         </w:tc>
         <w:tc>
           <w:tcPr>
-            <w:tcW w:type="dxa" w:w="1584"/>
-            <w:vAlign w:val="center"/>
-            <w:shd w:val="clear" w:color="auto" w:fill="FFFFFF"/>
+            <w:tcW w:type="dxa" w:w="1500"/>
           </w:tcPr>
           <w:p>
+            <w:r/>
             <w:r>
-              <w:t>Yes (Browser-native WebCrypto keys)</w:t>
+              <w:rPr>
+                <w:rFonts w:ascii="Times New Roman" w:hAnsi="Times New Roman" w:eastAsia="Times New Roman"/>
+                <w:b w:val="0"/>
+                <w:i w:val="0"/>
+                <w:color w:val="000000"/>
+                <w:sz w:val="20"/>
+              </w:rPr>
+              <w:t>Web Crypto (RSA/AES)</w:t>
             </w:r>
           </w:p>
         </w:tc>
         <w:tc>
           <w:tcPr>
-            <w:tcW w:type="dxa" w:w="1584"/>
-            <w:vAlign w:val="center"/>
-            <w:shd w:val="clear" w:color="auto" w:fill="FFFFFF"/>
+            <w:tcW w:type="dxa" w:w="1500"/>
           </w:tcPr>
           <w:p>
+            <w:r/>
             <w:r>
-              <w:t>Yes (Hyperledger Besu private ledger)</w:t>
+              <w:rPr>
+                <w:rFonts w:ascii="Times New Roman" w:hAnsi="Times New Roman" w:eastAsia="Times New Roman"/>
+                <w:b w:val="0"/>
+                <w:i w:val="0"/>
+                <w:color w:val="000000"/>
+                <w:sz w:val="20"/>
+              </w:rPr>
+              <w:t>Private Besu (QBFT)</w:t>
             </w:r>
           </w:p>
         </w:tc>
         <w:tc>
           <w:tcPr>
-            <w:tcW w:type="dxa" w:w="1440"/>
-            <w:vAlign w:val="center"/>
-            <w:shd w:val="clear" w:color="auto" w:fill="FFFFFF"/>
+            <w:tcW w:type="dxa" w:w="1500"/>
           </w:tcPr>
           <w:p>
+            <w:r/>
             <w:r>
-              <w:t>Yes (TypeScript BB84 QKD simulation)</w:t>
+              <w:rPr>
+                <w:rFonts w:ascii="Times New Roman" w:hAnsi="Times New Roman" w:eastAsia="Times New Roman"/>
+                <w:b w:val="0"/>
+                <w:i w:val="0"/>
+                <w:color w:val="000000"/>
+                <w:sz w:val="20"/>
+              </w:rPr>
+              <w:t>BB84 TypeScript Module</w:t>
             </w:r>
           </w:p>
         </w:tc>
         <w:tc>
           <w:tcPr>
-            <w:tcW w:type="dxa" w:w="1440"/>
-            <w:vAlign w:val="center"/>
-            <w:shd w:val="clear" w:color="auto" w:fill="FFFFFF"/>
+            <w:tcW w:type="dxa" w:w="1500"/>
           </w:tcPr>
           <w:p>
+            <w:r/>
             <w:r>
-              <w:t>Higher education institutional portal</w:t>
+              <w:rPr>
+                <w:rFonts w:ascii="Times New Roman" w:hAnsi="Times New Roman" w:eastAsia="Times New Roman"/>
+                <w:b w:val="0"/>
+                <w:i w:val="0"/>
+                <w:color w:val="000000"/>
+                <w:sz w:val="20"/>
+              </w:rPr>
+              <w:t>Institutional Campus Prototype</w:t>
             </w:r>
           </w:p>
         </w:tc>
       </w:tr>
     </w:tbl>
+    <w:p/>
     <w:p>
       <w:pPr>
-        <w:spacing w:before="0" w:after="160"/>
-        <w:jc w:val="left"/>
-      </w:pPr>
-    </w:p>
-    <w:p>
-      <w:pPr>
-        <w:spacing w:before="240" w:after="80"/>
-        <w:jc w:val="left"/>
+        <w:ind w:firstLine="720"/>
       </w:pPr>
       <w:r>
         <w:rPr>
-          <w:rFonts w:ascii="Times New Roman" w:hAnsi="Times New Roman"/>
-          <w:b/>
+          <w:rFonts w:ascii="Times New Roman" w:hAnsi="Times New Roman" w:eastAsia="Times New Roman"/>
+          <w:b w:val="0"/>
           <w:i w:val="0"/>
-          <w:color w:val="1F497D"/>
-          <w:sz w:val="28"/>
+          <w:color w:val="000000"/>
+          <w:sz w:val="24"/>
         </w:rPr>
-        <w:t>2.3.1  Detailed Evaluation of Existing Solutions</w:t>
+        <w:t>Commercial messengers like WhatsApp employ robust end-to-end encryption (Meta, 2023; Marlinspike &amp; Perrin, 2016), but lack mechanisms for independent institutional audit trails. Enterprise tools like Slack and Teams maintain centralized server key control. Pure Web3 messaging dApps enforce on-chain logging but suffer from high latency and transaction costs. Institutional LMS platforms like Moodle provide grade handling but rely on mutable SQL logs.</w:t>
       </w:r>
     </w:p>
     <w:p>
       <w:pPr>
-        <w:spacing w:before="0" w:after="120"/>
-        <w:jc w:val="both"/>
+        <w:pStyle w:val="Heading2"/>
       </w:pPr>
       <w:r>
-        <w:t>Commercial Chat Platforms (WhatsApp, Signal): While commercial apps provide fast messaging and client encryption (via the Signal protocol), they are designed for consumer use and lack institutional role verification, academic forum structures, and verifiable dispute audit logs.</w:t>
+        <w:rPr>
+          <w:rFonts w:ascii="Times New Roman" w:hAnsi="Times New Roman" w:eastAsia="Times New Roman"/>
+          <w:b/>
+          <w:i w:val="0"/>
+          <w:color w:val="000000"/>
+          <w:sz w:val="26"/>
+        </w:rPr>
+        <w:t>2.4 Identified Domain Gaps</w:t>
       </w:r>
     </w:p>
     <w:p>
       <w:pPr>
-        <w:spacing w:before="0" w:after="120"/>
-        <w:jc w:val="both"/>
-      </w:pPr>
-      <w:r>
-        <w:t>Enterprise Collaboration Tools (MS Teams, Slack): Enterprise platforms provide channel management and role structures, but rely on centralized server-side data control. Database administrators retain full access to inspect or delete communication logs without generating tamper-evident evidence.</w:t>
-      </w:r>
-    </w:p>
-    <w:p>
-      <w:pPr>
-        <w:spacing w:before="0" w:after="120"/>
-        <w:jc w:val="both"/>
-      </w:pPr>
-      <w:r>
-        <w:t>Self-Hosted Open-Source Messaging (Rocket.Chat): Self-hosted suites offer operational control over infrastructure, but rely on standard relational databases. Database updates performed under root privileges leave zero tamper-proof traces.</w:t>
-      </w:r>
-    </w:p>
-    <w:p>
-      <w:pPr>
-        <w:spacing w:before="0" w:after="120"/>
-        <w:jc w:val="both"/>
-      </w:pPr>
-      <w:r>
-        <w:t>Pure Decentralized Blockchain Messaging dApps: Fully decentralized dApps attempt to store all chat content directly on public blockchains (e.g., Ethereum). This introduces severe latency (15s to several minutes per message), prohibitive gas costs, and poor scalability for file payloads.</w:t>
-      </w:r>
-    </w:p>
-    <w:p>
-      <w:pPr>
-        <w:spacing w:before="0" w:after="120"/>
-        <w:jc w:val="both"/>
-      </w:pPr>
-      <w:r>
-        <w:t>Learning Management Systems (Moodle, Google Classroom): Academic LMS portals effectively manage coursework and announcements, but depend entirely on standard centralized web security. They lack real-time instant chat, client-side payload encryption, and blockchain verification logs.</w:t>
-      </w:r>
-    </w:p>
-    <w:p>
-      <w:pPr>
-        <w:spacing w:before="360" w:after="120"/>
-        <w:jc w:val="left"/>
+        <w:ind w:firstLine="720"/>
       </w:pPr>
       <w:r>
         <w:rPr>
-          <w:rFonts w:ascii="Times New Roman" w:hAnsi="Times New Roman"/>
-          <w:b/>
+          <w:rFonts w:ascii="Times New Roman" w:hAnsi="Times New Roman" w:eastAsia="Times New Roman"/>
+          <w:b w:val="0"/>
           <w:i w:val="0"/>
-          <w:color w:val="003366"/>
-          <w:sz w:val="32"/>
+          <w:color w:val="000000"/>
+          <w:sz w:val="24"/>
         </w:rPr>
-        <w:t>2.4  Gap in Literature and Existing Systems</w:t>
-      </w:r>
-    </w:p>
-    <w:p>
-      <w:pPr>
-        <w:spacing w:before="0" w:after="160"/>
-        <w:jc w:val="both"/>
-      </w:pPr>
-      <w:r>
-        <w:t>This literature review reveals a clear technological gap: no existing application unifies real-time Web2 messaging, browser-native client encryption, permissioned blockchain auditing, and post-quantum key simulation in a single institutional platform.</w:t>
-      </w:r>
-    </w:p>
-    <w:p>
-      <w:pPr>
-        <w:spacing w:before="0" w:after="160"/>
-        <w:jc w:val="both"/>
-      </w:pPr>
-      <w:r>
-        <w:t>Specifically, current software implementations exhibit three main unaddressed gaps:</w:t>
+        <w:t>Literature and current software platforms reveal three major gaps:</w:t>
       </w:r>
     </w:p>
     <w:p>
       <w:pPr>
         <w:pStyle w:val="ListNumber"/>
-        <w:spacing w:after="80"/>
       </w:pPr>
       <w:r>
-        <w:t>1. Absence of Selective Hybrid Web2/Web3 Patterns for Academic Software — Existing literature treats Web2 and Web3 as mutually exclusive paradigms. There is a lack of documented reference implementations demonstrating how local permissioned ledgers (Hyperledger Besu) can be paired with reactive serverless backends (Convex) to achieve sub-200ms latency alongside zero-gas immutability.</w:t>
+        <w:rPr>
+          <w:rFonts w:ascii="Times New Roman" w:hAnsi="Times New Roman" w:eastAsia="Times New Roman"/>
+          <w:b w:val="0"/>
+          <w:i w:val="0"/>
+          <w:color w:val="000000"/>
+          <w:sz w:val="24"/>
+        </w:rPr>
+        <w:t>Binary separation of Web2 and Web3 architectures: Existing platforms treat cloud databases and blockchain ledgers as mutually exclusive rather than combining cloud speed with blockchain auditability.</w:t>
       </w:r>
     </w:p>
     <w:p>
       <w:pPr>
         <w:pStyle w:val="ListNumber"/>
-        <w:spacing w:after="80"/>
       </w:pPr>
       <w:r>
-        <w:t>2. Lack of Tamper-Evident Audit Trails for Academic Dispute Resolution — Current educational tools rely on centralized database management, offering no lightweight mechanism to anchor message fingerprints to an unalterable ledger. Institutions remain vulnerable when resolving submission timestamp or document tampering disputes.</w:t>
+        <w:rPr>
+          <w:rFonts w:ascii="Times New Roman" w:hAnsi="Times New Roman" w:eastAsia="Times New Roman"/>
+          <w:b w:val="0"/>
+          <w:i w:val="0"/>
+          <w:color w:val="000000"/>
+          <w:sz w:val="24"/>
+        </w:rPr>
+        <w:t>Mutable institutional activity logs: Learning management systems lack cryptographic mechanisms to prove file state integrity during academic submission disputes.</w:t>
       </w:r>
     </w:p>
     <w:p>
       <w:pPr>
         <w:pStyle w:val="ListNumber"/>
-        <w:spacing w:after="80"/>
       </w:pPr>
       <w:r>
-        <w:t>3. Absence of Practical Educational Demonstrations of Post-Quantum Key Exchange — Although post-quantum cryptography is widely discussed in theoretical literature, practical web software lacks accessible in-browser models demonstrating basis sifting, photon polarization measurement, and QBER estimation.</w:t>
-      </w:r>
-    </w:p>
-    <w:p>
-      <w:pPr>
-        <w:spacing w:before="0" w:after="160"/>
-        <w:jc w:val="both"/>
-      </w:pPr>
-      <w:r>
-        <w:t>QChat bridges this gap by unifying reactive serverless messaging, client-side Web Crypto API protection, Hyperledger Besu smart contract logging, and a TypeScript BB84 QKD simulation into a practical, open-source reference architecture built for higher education institutions.</w:t>
+        <w:rPr>
+          <w:rFonts w:ascii="Times New Roman" w:hAnsi="Times New Roman" w:eastAsia="Times New Roman"/>
+          <w:b w:val="0"/>
+          <w:i w:val="0"/>
+          <w:color w:val="000000"/>
+          <w:sz w:val="24"/>
+        </w:rPr>
+        <w:t>Theoretical abstraction of post-quantum education: Academic discussion of quantum threat (Bernstein &amp; Lange, 2017) rarely translates into accessible software implementations for undergraduate instruction.</w:t>
       </w:r>
     </w:p>
     <w:sectPr>
       <w:pgSz w:w="12240" w:h="15840"/>
-      <w:pgMar w:top="1440" w:right="1440" w:bottom="1440" w:left="1440" w:header="720" w:footer="720" w:gutter="0"/>
+      <w:pgMar w:top="1440" w:right="1440" w:bottom="1440" w:left="1800" w:header="720" w:footer="720" w:gutter="0"/>
       <w:cols w:space="720"/>
       <w:docGrid w:linePitch="360"/>
     </w:sectPr>
@@ -1551,6 +1581,9 @@
     <w:name w:val="Normal"/>
     <w:qFormat/>
     <w:rsid w:val="00FC693F"/>
+    <w:pPr>
+      <w:spacing w:line="360" w:lineRule="auto" w:after="160"/>
+    </w:pPr>
     <w:rPr>
       <w:rFonts w:ascii="Times New Roman" w:hAnsi="Times New Roman"/>
       <w:sz w:val="24"/>

--- a/Documentation/Chapter_2_Literature_Review.docx
+++ b/Documentation/Chapter_2_Literature_Review.docx
@@ -44,7 +44,7 @@
           <w:color w:val="000000"/>
           <w:sz w:val="26"/>
         </w:rPr>
-        <w:t>2.1 Concepts used in QChat</w:t>
+        <w:t>2.1 Concepts used in QCampus Connect</w:t>
       </w:r>
     </w:p>
     <w:p>
@@ -59,7 +59,7 @@
           <w:color w:val="000000"/>
           <w:sz w:val="24"/>
         </w:rPr>
-        <w:t>This review examines the foundational technologies integrated into the QChat platform: real-time web delivery, hybrid symmetric/asymmetric cryptography, permissioned ledgers, quantum key distribution principles, and role-based access control.</w:t>
+        <w:t>This review examines the foundational technologies integrated into the QCampus Connect platform: real-time web delivery, hybrid symmetric/asymmetric cryptography, permissioned ledgers, quantum key distribution principles, and role-based access control.</w:t>
       </w:r>
     </w:p>
     <w:p>
@@ -119,7 +119,7 @@
           <w:color w:val="000000"/>
           <w:sz w:val="24"/>
         </w:rPr>
-        <w:t>Symmetric encryption algorithms such as AES-GCM (Advanced Encryption Standard in Galois/Counter Mode) utilize a single secret key for encryption and decryption, offering high processing throughput and authenticated data integrity (National Institute of Standards and Technology, 2001). Asymmetric cryptosystems like RSA-OAEP utilize paired public and private keys, enabling secure key exchange without prior shared secrets (Rivest et al., 1978; Diffie &amp; Hellman, 1976). Modern messaging protocols, including Signal's Extended Triple Diffie-Hellman (X3DH), combine asymmetric key negotiation with symmetric bulk payload encryption (Marlinspike &amp; Perrin, 2016). QChat adopts this hybrid model: AES-GCM-256 encrypts payload text and file blobs, while RSA-OAEP 2048-bit keypairs manage identity key distribution via the browser Web Crypto API (Mozilla Developer Network, 2024).</w:t>
+        <w:t>Symmetric encryption algorithms such as AES-GCM (Advanced Encryption Standard in Galois/Counter Mode) utilize a single secret key for encryption and decryption, offering high processing throughput and authenticated data integrity (National Institute of Standards and Technology, 2001). Asymmetric cryptosystems like RSA-OAEP utilize paired public and private keys, enabling secure key exchange without prior shared secrets (Rivest et al., 1978; Diffie &amp; Hellman, 1976). Modern messaging protocols, including Signal's Extended Triple Diffie-Hellman (X3DH), combine asymmetric key negotiation with symmetric bulk payload encryption (Marlinspike &amp; Perrin, 2016). QCampus Connect adopts this hybrid model: AES-GCM-256 encrypts payload text and file blobs, while RSA-OAEP 2048-bit keypairs manage identity key distribution via the browser Web Crypto API (Mozilla Developer Network, 2024).</w:t>
       </w:r>
     </w:p>
     <w:p>
@@ -179,7 +179,7 @@
           <w:color w:val="000000"/>
           <w:sz w:val="24"/>
         </w:rPr>
-        <w:t>The BB84 protocol (Bennett &amp; Brassard, 2014/1984) establishes secret session keys between two parties using polarized photon states. According to quantum mechanics, measurement by an eavesdropper introduces detectable disturbances due to the Heisenberg uncertainty principle and the No-Cloning Theorem (Nielsen &amp; Chuang, 2010). Following photon transmission and basis reconciliation (sifting), the communicating parties estimate the Quantum Bit Error Rate (QBER). Rigorous security proofs by Shor and Preskill (2000), Gisin et al. (2002), and Scarani et al. (2009) demonstrate that under ideal BB84 conditions, information reconciliation and privacy amplification can extract a secret key only when the QBER remains strictly below approximately 11%. If the QBER exceeds 0.11, eavesdropping noise compromises security, necessitating session abort. QChat implements this 11% abort threshold in its software simulation (src/lib/bb84.ts) to model quantum channel evaluation.</w:t>
+        <w:t>The BB84 protocol (Bennett &amp; Brassard, 2014/1984) establishes secret session keys between two parties using polarized photon states. According to quantum mechanics, measurement by an eavesdropper introduces detectable disturbances due to the Heisenberg uncertainty principle and the No-Cloning Theorem (Nielsen &amp; Chuang, 2010). Following photon transmission and basis reconciliation (sifting), the communicating parties estimate the Quantum Bit Error Rate (QBER). Rigorous security proofs by Shor and Preskill (2000), Gisin et al. (2002), and Scarani et al. (2009) demonstrate that under ideal BB84 conditions, information reconciliation and privacy amplification can extract a secret key only when the QBER remains strictly below approximately 11%. If the QBER exceeds 0.11, eavesdropping noise compromises security, necessitating session abort. QCampus Connect implements this 11% abort threshold in its software simulation (src/lib/bb84.ts) to model quantum channel evaluation.</w:t>
       </w:r>
     </w:p>
     <w:p>
@@ -209,7 +209,7 @@
           <w:color w:val="000000"/>
           <w:sz w:val="24"/>
         </w:rPr>
-        <w:t>Access control in web systems typically relies on database role attributes. However, database records can be modified by database administrators. Dual-layer access control pairs application-level database role checks with immutable ledger assertions. In QChat, user roles are stored in Convex user documents and recorded on the private Besu contract following administrative verification.</w:t>
+        <w:t>Access control in web systems typically relies on database role attributes. However, database records can be modified by database administrators. Dual-layer access control pairs application-level database role checks with immutable ledger assertions. In QCampus Connect, user roles are stored in Convex user documents and recorded on the private Besu contract following administrative verification.</w:t>
       </w:r>
     </w:p>
     <w:p>
@@ -224,7 +224,7 @@
           <w:color w:val="000000"/>
           <w:sz w:val="26"/>
         </w:rPr>
-        <w:t>2.2 Practical Application in QChat Architecture</w:t>
+        <w:t>2.2 Practical Application in QCampus Connect Architecture</w:t>
       </w:r>
     </w:p>
     <w:p>
@@ -329,7 +329,7 @@
           <w:color w:val="000000"/>
           <w:sz w:val="24"/>
         </w:rPr>
-        <w:t>Table 2.1 compares QChat's architectural features against existing commercial and academic messaging platforms.</w:t>
+        <w:t>Table 2.1 compares QCampus Connect's architectural features against existing commercial and academic messaging platforms.</w:t>
       </w:r>
     </w:p>
     <w:tbl>
@@ -1021,7 +1021,7 @@
                 <w:color w:val="000000"/>
                 <w:sz w:val="20"/>
               </w:rPr>
-              <w:t>QChat (This Project)</w:t>
+              <w:t>QCampus Connect (This Project)</w:t>
             </w:r>
           </w:p>
         </w:tc>

--- a/Documentation/Chapter_2_Literature_Review.docx
+++ b/Documentation/Chapter_2_Literature_Review.docx
@@ -44,7 +44,7 @@
           <w:color w:val="000000"/>
           <w:sz w:val="26"/>
         </w:rPr>
-        <w:t>2.1 Concepts used in QCampus Connect</w:t>
+        <w:t>2.1 Academic Communication and Scholarly Discussion Platforms</w:t>
       </w:r>
     </w:p>
     <w:p>
@@ -59,22 +59,7 @@
           <w:color w:val="000000"/>
           <w:sz w:val="24"/>
         </w:rPr>
-        <w:t>This review examines the foundational technologies integrated into the QCampus Connect platform: real-time web delivery, hybrid symmetric/asymmetric cryptography, permissioned ledgers, quantum key distribution principles, and role-based access control.</w:t>
-      </w:r>
-    </w:p>
-    <w:p>
-      <w:pPr>
-        <w:pStyle w:val="Heading3"/>
-      </w:pPr>
-      <w:r>
-        <w:rPr>
-          <w:rFonts w:ascii="Times New Roman" w:hAnsi="Times New Roman" w:eastAsia="Times New Roman"/>
-          <w:b/>
-          <w:i w:val="0"/>
-          <w:color w:val="000000"/>
-          <w:sz w:val="26"/>
-        </w:rPr>
-        <w:t>2.1.1 Real-Time Web Delivery and Cloud Persistence</w:t>
+        <w:t>Academic dialogue is the cornerstone of higher education. Historically, universities conducted coursework clarification through physical office hours, recitation sections, and lecture halls. As student enrollments expanded, institutions adopted digital communication tools to maintain student-lecturer contact. However, current software solutions in universities fall into two flawed categories: rigid Learning Management System (LMS) forums or informal commercial chat applications.</w:t>
       </w:r>
     </w:p>
     <w:p>
@@ -89,22 +74,7 @@
           <w:color w:val="000000"/>
           <w:sz w:val="24"/>
         </w:rPr>
-        <w:t>Traditional HTTP polling introduces significant network overhead and latency for chat systems. Server-sent events and persistent WebSockets allow push-based state synchronization. Convex utilizes WebSocket connections to maintain reactive query subscriptions, automatically pushing state changes to connected web clients upon mutation execution (Convex Development Team, 2024). This architecture provides instantaneous user interface updates while shifting server infrastructure management to cloud serverless environments.</w:t>
-      </w:r>
-    </w:p>
-    <w:p>
-      <w:pPr>
-        <w:pStyle w:val="Heading3"/>
-      </w:pPr>
-      <w:r>
-        <w:rPr>
-          <w:rFonts w:ascii="Times New Roman" w:hAnsi="Times New Roman" w:eastAsia="Times New Roman"/>
-          <w:b/>
-          <w:i w:val="0"/>
-          <w:color w:val="000000"/>
-          <w:sz w:val="26"/>
-        </w:rPr>
-        <w:t>2.1.2 Symmetric and Asymmetric Encryption Systems</w:t>
+        <w:t>Learning Management Systems such as Canvas, Moodle, and Blackboard provide built-in discussion boards. While these tools are institutionally managed, their user experience is notoriously cumbersome. LMS discussion boards suffer from rigid course silos, meaning students cannot discover discussions across related disciplines or consult faculty in adjacent departments. Furthermore, traditional LMS boards lack instant push delivery, operating on slow page refreshes that discourage lively academic debate. Consequently, student participation rates on LMS discussion forums remain low.</w:t>
       </w:r>
     </w:p>
     <w:p>
@@ -119,22 +89,7 @@
           <w:color w:val="000000"/>
           <w:sz w:val="24"/>
         </w:rPr>
-        <w:t>Symmetric encryption algorithms such as AES-GCM (Advanced Encryption Standard in Galois/Counter Mode) utilize a single secret key for encryption and decryption, offering high processing throughput and authenticated data integrity (National Institute of Standards and Technology, 2001). Asymmetric cryptosystems like RSA-OAEP utilize paired public and private keys, enabling secure key exchange without prior shared secrets (Rivest et al., 1978; Diffie &amp; Hellman, 1976). Modern messaging protocols, including Signal's Extended Triple Diffie-Hellman (X3DH), combine asymmetric key negotiation with symmetric bulk payload encryption (Marlinspike &amp; Perrin, 2016). QCampus Connect adopts this hybrid model: AES-GCM-256 encrypts payload text and file blobs, while RSA-OAEP 2048-bit keypairs manage identity key distribution via the browser Web Crypto API (Mozilla Developer Network, 2024).</w:t>
-      </w:r>
-    </w:p>
-    <w:p>
-      <w:pPr>
-        <w:pStyle w:val="Heading3"/>
-      </w:pPr>
-      <w:r>
-        <w:rPr>
-          <w:rFonts w:ascii="Times New Roman" w:hAnsi="Times New Roman" w:eastAsia="Times New Roman"/>
-          <w:b/>
-          <w:i w:val="0"/>
-          <w:color w:val="000000"/>
-          <w:sz w:val="26"/>
-        </w:rPr>
-        <w:t>2.1.3 Permissioned Distributed Ledgers and Smart Contracts</w:t>
+        <w:t>Specialized academic question-and-answer tools such as Piazza (Piazza Technologies, 2024) and Stack Overflow demonstrated the power of threaded, upvoted academic inquiry. Piazza proved that students engage actively when discussion boards mimic modern social feeds. Nevertheless, commercial platforms operate as external third-party software vendors, frequently introducing paywalls, commercial advertisements, and data monetization practices. Crucially, they lack cryptographic identity verification tied to university roles and offer zero immutable auditability for institutional record preservation.</w:t>
       </w:r>
     </w:p>
     <w:p>
@@ -149,12 +104,12 @@
           <w:color w:val="000000"/>
           <w:sz w:val="24"/>
         </w:rPr>
-        <w:t>Public distributed ledgers maintain tamper-evident event histories across distrusted nodes using consensus algorithms (Nakamoto, 2008). Ethereum expanded this paradigm by introducing deterministic, stateful execution environments known as smart contracts (Wood, 2014). Because public chains impose transaction gas fees and public data exposure, enterprise environments utilize permissioned ledgers like Hyperledger Besu running Quorum Byzantine Fault Tolerance (QBFT) consensus (Hyperledger Foundation, 2024). Private networks allow zero-gas transactions while ensuring state immutability across participating nodes. Smart contracts written in Solidity 0.8.x enforce programmatic state validation rules (Ethereum Foundation, 2024).</w:t>
+        <w:t>Faced with these limitations, students and faculty universally default to commercial messaging applications like WhatsApp (Meta, 2023). While WhatsApp delivers instant mobile messaging, its adoption for higher education communication creates severe dysfunction. It requires lecturers to expose personal phone numbers, inviting late-night calls and unsolicited messages. Moreover, WhatsApp groups are unstructured: questions and answers are buried in linear chat streams, academic files cannot be indexed, and answers cannot be referenced by future student cohorts. Most importantly, WhatsApp allows "Delete for Everyone" and offers no mechanism to cryptographically prove that an announcement, assignment instruction, or submission was made.</w:t>
       </w:r>
     </w:p>
     <w:p>
       <w:pPr>
-        <w:pStyle w:val="Heading3"/>
+        <w:pStyle w:val="Heading2"/>
       </w:pPr>
       <w:r>
         <w:rPr>
@@ -164,7 +119,7 @@
           <w:color w:val="000000"/>
           <w:sz w:val="26"/>
         </w:rPr>
-        <w:t>2.1.4 Quantum Key Distribution Principles and the 11% QBER Limit</w:t>
+        <w:t>2.2 Real-Time Cloud Persistence and Reactive State</w:t>
       </w:r>
     </w:p>
     <w:p>
@@ -179,12 +134,12 @@
           <w:color w:val="000000"/>
           <w:sz w:val="24"/>
         </w:rPr>
-        <w:t>The BB84 protocol (Bennett &amp; Brassard, 2014/1984) establishes secret session keys between two parties using polarized photon states. According to quantum mechanics, measurement by an eavesdropper introduces detectable disturbances due to the Heisenberg uncertainty principle and the No-Cloning Theorem (Nielsen &amp; Chuang, 2010). Following photon transmission and basis reconciliation (sifting), the communicating parties estimate the Quantum Bit Error Rate (QBER). Rigorous security proofs by Shor and Preskill (2000), Gisin et al. (2002), and Scarani et al. (2009) demonstrate that under ideal BB84 conditions, information reconciliation and privacy amplification can extract a secret key only when the QBER remains strictly below approximately 11%. If the QBER exceeds 0.11, eavesdropping noise compromises security, necessitating session abort. QCampus Connect implements this 11% abort threshold in its software simulation (src/lib/bb84.ts) to model quantum channel evaluation.</w:t>
+        <w:t>Traditional HTTP polling introduces significant network latency and server overhead for interactive campus applications. Modern web systems utilize persistent WebSocket connections to enable push-based state synchronization. Convex utilizes an end-to-end reactive architecture where client components subscribe directly to database queries over WebSockets (Convex Development Team, 2024). When a mutation executes—such as a student posting a question or a lecturer submitting an answer—the database automatically recalculates affected query subscriptions and pushes minimal diffs to connected browsers within 50 to 100 milliseconds. This eliminates polling while providing instant user interface reactivity.</w:t>
       </w:r>
     </w:p>
     <w:p>
       <w:pPr>
-        <w:pStyle w:val="Heading3"/>
+        <w:pStyle w:val="Heading2"/>
       </w:pPr>
       <w:r>
         <w:rPr>
@@ -194,7 +149,7 @@
           <w:color w:val="000000"/>
           <w:sz w:val="26"/>
         </w:rPr>
-        <w:t>2.1.5 Dual-Layer Role-Based Access Control</w:t>
+        <w:t>2.3 Symmetric and Asymmetric Cryptography Systems</w:t>
       </w:r>
     </w:p>
     <w:p>
@@ -209,7 +164,7 @@
           <w:color w:val="000000"/>
           <w:sz w:val="24"/>
         </w:rPr>
-        <w:t>Access control in web systems typically relies on database role attributes. However, database records can be modified by database administrators. Dual-layer access control pairs application-level database role checks with immutable ledger assertions. In QCampus Connect, user roles are stored in Convex user documents and recorded on the private Besu contract following administrative verification.</w:t>
+        <w:t>Symmetric encryption ciphers such as AES-GCM (Advanced Encryption Standard in Galois/Counter Mode) utilize a single secret key for encryption and authenticated decryption, delivering high mathematical throughput and tamper detection (National Institute of Standards and Technology, 2001). Asymmetric cryptosystems like RSA-OAEP utilize distinct public and private key pairs, allowing parties to establish secure communication without sharing private credentials in advance (Rivest et al., 1978; Diffie &amp; Hellman, 1976). Established messaging protocols, such as Signal's Extended Triple Diffie-Hellman (Marlinspike &amp; Perrin, 2016), combine asymmetric key negotiation with symmetric payload ciphers. {APP} adopts this hybrid approach: the browser W3C Web Crypto API executes AES-GCM-256 for message payload encryption, while 2048-bit RSA-OAEP keypairs manage user identity and key exchange (Mozilla Developer Network, 2024). Private keys remain strictly within client-side IndexedDB storage.</w:t>
       </w:r>
     </w:p>
     <w:p>
@@ -224,7 +179,7 @@
           <w:color w:val="000000"/>
           <w:sz w:val="26"/>
         </w:rPr>
-        <w:t>2.2 Practical Application in QCampus Connect Architecture</w:t>
+        <w:t>2.4 Permissioned Distributed Ledgers and Smart Contracts</w:t>
       </w:r>
     </w:p>
     <w:p>
@@ -239,67 +194,7 @@
           <w:color w:val="000000"/>
           <w:sz w:val="24"/>
         </w:rPr>
-        <w:t>The technical design combines established standards into an institutional platform:</w:t>
-      </w:r>
-    </w:p>
-    <w:p>
-      <w:pPr>
-        <w:pStyle w:val="ListBullet"/>
-      </w:pPr>
-      <w:r>
-        <w:rPr>
-          <w:rFonts w:ascii="Times New Roman" w:hAnsi="Times New Roman" w:eastAsia="Times New Roman"/>
-          <w:b w:val="0"/>
-          <w:i w:val="0"/>
-          <w:color w:val="000000"/>
-          <w:sz w:val="24"/>
-        </w:rPr>
-        <w:t>Ciphertext persistence on Convex while storing private RSA keys locally in IndexedDB (Mozilla Developer Network, 2024).</w:t>
-      </w:r>
-    </w:p>
-    <w:p>
-      <w:pPr>
-        <w:pStyle w:val="ListBullet"/>
-      </w:pPr>
-      <w:r>
-        <w:rPr>
-          <w:rFonts w:ascii="Times New Roman" w:hAnsi="Times New Roman" w:eastAsia="Times New Roman"/>
-          <w:b w:val="0"/>
-          <w:i w:val="0"/>
-          <w:color w:val="000000"/>
-          <w:sz w:val="24"/>
-        </w:rPr>
-        <w:t>Generating SHA-256 payload digests on the client and committing hashes to Besu to detect database modifications.</w:t>
-      </w:r>
-    </w:p>
-    <w:p>
-      <w:pPr>
-        <w:pStyle w:val="ListBullet"/>
-      </w:pPr>
-      <w:r>
-        <w:rPr>
-          <w:rFonts w:ascii="Times New Roman" w:hAnsi="Times New Roman" w:eastAsia="Times New Roman"/>
-          <w:b w:val="0"/>
-          <w:i w:val="0"/>
-          <w:color w:val="000000"/>
-          <w:sz w:val="24"/>
-        </w:rPr>
-        <w:t>Simulating BB84 photon sifting and QBER calculation to derive 256-bit AES session keys for sensitive rooms.</w:t>
-      </w:r>
-    </w:p>
-    <w:p>
-      <w:pPr>
-        <w:pStyle w:val="ListBullet"/>
-      </w:pPr>
-      <w:r>
-        <w:rPr>
-          <w:rFonts w:ascii="Times New Roman" w:hAnsi="Times New Roman" w:eastAsia="Times New Roman"/>
-          <w:b w:val="0"/>
-          <w:i w:val="0"/>
-          <w:color w:val="000000"/>
-          <w:sz w:val="24"/>
-        </w:rPr>
-        <w:t>Decoupling messaging latency from blockchain consensus by using Convex for instant UI sync and Besu for async audit logs.</w:t>
+        <w:t>Public distributed ledgers maintain tamper-evident event histories across decentralized networks (Nakamoto, 2008). Ethereum advanced distributed ledger technology by introducing deterministic smart contracts executed on the Ethereum Virtual Machine (Wood, 2014). However, public networks impose volatile transaction gas fees and expose student transactions to public scrutiny. In institutional environments, permissioned distributed ledgers like Hyperledger Besu running Quorum Byzantine Fault Tolerance (QBFT) consensus provide zero-gas transaction execution, high throughput, and deterministic finality (Hyperledger Foundation, 2024; Castro &amp; Liskov, 2002). Smart contracts authored in Solidity 0.8.20 enforce programmatic state validation rules on-chain (Ethereum Foundation, 2024).</w:t>
       </w:r>
     </w:p>
     <w:p>
@@ -314,7 +209,7 @@
           <w:color w:val="000000"/>
           <w:sz w:val="26"/>
         </w:rPr>
-        <w:t>2.3 Comparative Review of Related Systems</w:t>
+        <w:t>2.5 Quantum Key Distribution and the 11% QBER Limit</w:t>
       </w:r>
     </w:p>
     <w:p>
@@ -329,7 +224,67 @@
           <w:color w:val="000000"/>
           <w:sz w:val="24"/>
         </w:rPr>
-        <w:t>Table 2.1 compares QCampus Connect's architectural features against existing commercial and academic messaging platforms.</w:t>
+        <w:t>The BB84 protocol (Bennett &amp; Brassard, 2014/1984) establishes secret session keys between two endpoints using polarized photon states. Under quantum mechanics principles, any interception by an unauthorized eavesdropper alters quantum states due to the Heisenberg uncertainty principle and the No-Cloning Theorem (Nielsen &amp; Chuang, 2010). Following photon transmission and basis reconciliation (sifting), communicating parties evaluate the Quantum Bit Error Rate (QBER). Rigorous mathematical proofs by Shor and Preskill (2000), Gisin et al. (2002), and Scarani et al. (2009) prove that under ideal BB84 conditions, information reconciliation and privacy amplification can extract an uncompromised secret key only when the QBER remains strictly below approximately 11%. If the QBER exceeds 0.11, eavesdropping noise invalidates the channel, requiring session abort. {APP} models this mathematical threshold in its TypeScript simulation (src/lib/bb84.ts).</w:t>
+      </w:r>
+    </w:p>
+    <w:p>
+      <w:pPr>
+        <w:pStyle w:val="Heading2"/>
+      </w:pPr>
+      <w:r>
+        <w:rPr>
+          <w:rFonts w:ascii="Times New Roman" w:hAnsi="Times New Roman" w:eastAsia="Times New Roman"/>
+          <w:b/>
+          <w:i w:val="0"/>
+          <w:color w:val="000000"/>
+          <w:sz w:val="26"/>
+        </w:rPr>
+        <w:t>2.6 Dual-Layer Role-Based Access Control</w:t>
+      </w:r>
+    </w:p>
+    <w:p>
+      <w:pPr>
+        <w:ind w:firstLine="720"/>
+      </w:pPr>
+      <w:r>
+        <w:rPr>
+          <w:rFonts w:ascii="Times New Roman" w:hAnsi="Times New Roman" w:eastAsia="Times New Roman"/>
+          <w:b w:val="0"/>
+          <w:i w:val="0"/>
+          <w:color w:val="000000"/>
+          <w:sz w:val="24"/>
+        </w:rPr>
+        <w:t>Traditional web applications store role attributes in standard relational databases. However, database administrators retain capabilities to modify role tables arbitrarily. Dual-layer access control pairs fast application-level database permissions with immutable distributed ledger assertions. In {APP}, user roles are managed within Convex document collections and mirrored onto the private Besu blockchain through administrative smart contract invocations.</w:t>
+      </w:r>
+    </w:p>
+    <w:p>
+      <w:pPr>
+        <w:pStyle w:val="Heading2"/>
+      </w:pPr>
+      <w:r>
+        <w:rPr>
+          <w:rFonts w:ascii="Times New Roman" w:hAnsi="Times New Roman" w:eastAsia="Times New Roman"/>
+          <w:b/>
+          <w:i w:val="0"/>
+          <w:color w:val="000000"/>
+          <w:sz w:val="26"/>
+        </w:rPr>
+        <w:t>2.7 Comparative Review of Related Systems</w:t>
+      </w:r>
+    </w:p>
+    <w:p>
+      <w:pPr>
+        <w:ind w:firstLine="720"/>
+      </w:pPr>
+      <w:r>
+        <w:rPr>
+          <w:rFonts w:ascii="Times New Roman" w:hAnsi="Times New Roman" w:eastAsia="Times New Roman"/>
+          <w:b w:val="0"/>
+          <w:i w:val="0"/>
+          <w:color w:val="000000"/>
+          <w:sz w:val="24"/>
+        </w:rPr>
+        <w:t>Table 2.1 contrasts the technical characteristics of QCampus Connect against existing commercial and academic platforms.</w:t>
       </w:r>
     </w:p>
     <w:tbl>
@@ -379,7 +334,7 @@
                 <w:color w:val="000000"/>
                 <w:sz w:val="20"/>
               </w:rPr>
-              <w:t>Real-Time Sync</w:t>
+              <w:t>Academic Q&amp;A Forum</w:t>
             </w:r>
           </w:p>
         </w:tc>
@@ -397,7 +352,7 @@
                 <w:color w:val="000000"/>
                 <w:sz w:val="20"/>
               </w:rPr>
-              <w:t>Client Cryptography</w:t>
+              <w:t>Lecturer Rank Badges</w:t>
             </w:r>
           </w:p>
         </w:tc>
@@ -415,7 +370,7 @@
                 <w:color w:val="000000"/>
                 <w:sz w:val="20"/>
               </w:rPr>
-              <w:t>Ledger Audit Log</w:t>
+              <w:t>Real-Time Push</w:t>
             </w:r>
           </w:p>
         </w:tc>
@@ -433,7 +388,7 @@
                 <w:color w:val="000000"/>
                 <w:sz w:val="20"/>
               </w:rPr>
-              <w:t>QKD Simulation</w:t>
+              <w:t>Ledger Audit Trail</w:t>
             </w:r>
           </w:p>
         </w:tc>
@@ -451,7 +406,7 @@
                 <w:color w:val="000000"/>
                 <w:sz w:val="20"/>
               </w:rPr>
-              <w:t>Deployment Context</w:t>
+              <w:t>Private Follow-up DM</w:t>
             </w:r>
           </w:p>
         </w:tc>
@@ -471,7 +426,43 @@
                 <w:color w:val="000000"/>
                 <w:sz w:val="20"/>
               </w:rPr>
-              <w:t>WhatsApp / Signal</w:t>
+              <w:t>WhatsApp / Telegram</w:t>
+            </w:r>
+          </w:p>
+        </w:tc>
+        <w:tc>
+          <w:tcPr>
+            <w:tcW w:type="dxa" w:w="1500"/>
+          </w:tcPr>
+          <w:p>
+            <w:r/>
+            <w:r>
+              <w:rPr>
+                <w:rFonts w:ascii="Times New Roman" w:hAnsi="Times New Roman" w:eastAsia="Times New Roman"/>
+                <w:b w:val="0"/>
+                <w:i w:val="0"/>
+                <w:color w:val="000000"/>
+                <w:sz w:val="20"/>
+              </w:rPr>
+              <w:t>No (Linear Chat)</w:t>
+            </w:r>
+          </w:p>
+        </w:tc>
+        <w:tc>
+          <w:tcPr>
+            <w:tcW w:type="dxa" w:w="1500"/>
+          </w:tcPr>
+          <w:p>
+            <w:r/>
+            <w:r>
+              <w:rPr>
+                <w:rFonts w:ascii="Times New Roman" w:hAnsi="Times New Roman" w:eastAsia="Times New Roman"/>
+                <w:b w:val="0"/>
+                <w:i w:val="0"/>
+                <w:color w:val="000000"/>
+                <w:sz w:val="20"/>
+              </w:rPr>
+              <w:t>None (Unverified)</w:t>
             </w:r>
           </w:p>
         </w:tc>
@@ -507,24 +498,6 @@
                 <w:color w:val="000000"/>
                 <w:sz w:val="20"/>
               </w:rPr>
-              <w:t>End-to-End (Signal Protocol)</w:t>
-            </w:r>
-          </w:p>
-        </w:tc>
-        <w:tc>
-          <w:tcPr>
-            <w:tcW w:type="dxa" w:w="1500"/>
-          </w:tcPr>
-          <w:p>
-            <w:r/>
-            <w:r>
-              <w:rPr>
-                <w:rFonts w:ascii="Times New Roman" w:hAnsi="Times New Roman" w:eastAsia="Times New Roman"/>
-                <w:b w:val="0"/>
-                <w:i w:val="0"/>
-                <w:color w:val="000000"/>
-                <w:sz w:val="20"/>
-              </w:rPr>
               <w:t>None</w:t>
             </w:r>
           </w:p>
@@ -543,25 +516,7 @@
                 <w:color w:val="000000"/>
                 <w:sz w:val="20"/>
               </w:rPr>
-              <w:t>None</w:t>
-            </w:r>
-          </w:p>
-        </w:tc>
-        <w:tc>
-          <w:tcPr>
-            <w:tcW w:type="dxa" w:w="1500"/>
-          </w:tcPr>
-          <w:p>
-            <w:r/>
-            <w:r>
-              <w:rPr>
-                <w:rFonts w:ascii="Times New Roman" w:hAnsi="Times New Roman" w:eastAsia="Times New Roman"/>
-                <w:b w:val="0"/>
-                <w:i w:val="0"/>
-                <w:color w:val="000000"/>
-                <w:sz w:val="20"/>
-              </w:rPr>
-              <w:t>Consumer Mobile / Desktop</w:t>
+              <w:t>Native (Primary)</w:t>
             </w:r>
           </w:p>
         </w:tc>
@@ -581,7 +536,7 @@
                 <w:color w:val="000000"/>
                 <w:sz w:val="20"/>
               </w:rPr>
-              <w:t>Microsoft Teams / Slack</w:t>
+              <w:t>Canvas / Moodle LMS</w:t>
             </w:r>
           </w:p>
         </w:tc>
@@ -599,7 +554,7 @@
                 <w:color w:val="000000"/>
                 <w:sz w:val="20"/>
               </w:rPr>
-              <w:t>High (WebSockets)</w:t>
+              <w:t>Yes (Course Silo)</w:t>
             </w:r>
           </w:p>
         </w:tc>
@@ -617,7 +572,135 @@
                 <w:color w:val="000000"/>
                 <w:sz w:val="20"/>
               </w:rPr>
-              <w:t>TLS + Server Encryption</w:t>
+              <w:t>Role Only (No Rank)</w:t>
+            </w:r>
+          </w:p>
+        </w:tc>
+        <w:tc>
+          <w:tcPr>
+            <w:tcW w:type="dxa" w:w="1500"/>
+          </w:tcPr>
+          <w:p>
+            <w:r/>
+            <w:r>
+              <w:rPr>
+                <w:rFonts w:ascii="Times New Roman" w:hAnsi="Times New Roman" w:eastAsia="Times New Roman"/>
+                <w:b w:val="0"/>
+                <w:i w:val="0"/>
+                <w:color w:val="000000"/>
+                <w:sz w:val="20"/>
+              </w:rPr>
+              <w:t>Low (HTTP Polling)</w:t>
+            </w:r>
+          </w:p>
+        </w:tc>
+        <w:tc>
+          <w:tcPr>
+            <w:tcW w:type="dxa" w:w="1500"/>
+          </w:tcPr>
+          <w:p>
+            <w:r/>
+            <w:r>
+              <w:rPr>
+                <w:rFonts w:ascii="Times New Roman" w:hAnsi="Times New Roman" w:eastAsia="Times New Roman"/>
+                <w:b w:val="0"/>
+                <w:i w:val="0"/>
+                <w:color w:val="000000"/>
+                <w:sz w:val="20"/>
+              </w:rPr>
+              <w:t>None (Mutable SQL)</w:t>
+            </w:r>
+          </w:p>
+        </w:tc>
+        <w:tc>
+          <w:tcPr>
+            <w:tcW w:type="dxa" w:w="1500"/>
+          </w:tcPr>
+          <w:p>
+            <w:r/>
+            <w:r>
+              <w:rPr>
+                <w:rFonts w:ascii="Times New Roman" w:hAnsi="Times New Roman" w:eastAsia="Times New Roman"/>
+                <w:b w:val="0"/>
+                <w:i w:val="0"/>
+                <w:color w:val="000000"/>
+                <w:sz w:val="20"/>
+              </w:rPr>
+              <w:t>None / Email</w:t>
+            </w:r>
+          </w:p>
+        </w:tc>
+      </w:tr>
+      <w:tr>
+        <w:tc>
+          <w:tcPr>
+            <w:tcW w:type="dxa" w:w="1500"/>
+          </w:tcPr>
+          <w:p>
+            <w:r/>
+            <w:r>
+              <w:rPr>
+                <w:rFonts w:ascii="Times New Roman" w:hAnsi="Times New Roman" w:eastAsia="Times New Roman"/>
+                <w:b w:val="0"/>
+                <w:i w:val="0"/>
+                <w:color w:val="000000"/>
+                <w:sz w:val="20"/>
+              </w:rPr>
+              <w:t>Piazza / Ed Discussion</w:t>
+            </w:r>
+          </w:p>
+        </w:tc>
+        <w:tc>
+          <w:tcPr>
+            <w:tcW w:type="dxa" w:w="1500"/>
+          </w:tcPr>
+          <w:p>
+            <w:r/>
+            <w:r>
+              <w:rPr>
+                <w:rFonts w:ascii="Times New Roman" w:hAnsi="Times New Roman" w:eastAsia="Times New Roman"/>
+                <w:b w:val="0"/>
+                <w:i w:val="0"/>
+                <w:color w:val="000000"/>
+                <w:sz w:val="20"/>
+              </w:rPr>
+              <w:t>Yes (Proprietary)</w:t>
+            </w:r>
+          </w:p>
+        </w:tc>
+        <w:tc>
+          <w:tcPr>
+            <w:tcW w:type="dxa" w:w="1500"/>
+          </w:tcPr>
+          <w:p>
+            <w:r/>
+            <w:r>
+              <w:rPr>
+                <w:rFonts w:ascii="Times New Roman" w:hAnsi="Times New Roman" w:eastAsia="Times New Roman"/>
+                <w:b w:val="0"/>
+                <w:i w:val="0"/>
+                <w:color w:val="000000"/>
+                <w:sz w:val="20"/>
+              </w:rPr>
+              <w:t>Instructor Tag</w:t>
+            </w:r>
+          </w:p>
+        </w:tc>
+        <w:tc>
+          <w:tcPr>
+            <w:tcW w:type="dxa" w:w="1500"/>
+          </w:tcPr>
+          <w:p>
+            <w:r/>
+            <w:r>
+              <w:rPr>
+                <w:rFonts w:ascii="Times New Roman" w:hAnsi="Times New Roman" w:eastAsia="Times New Roman"/>
+                <w:b w:val="0"/>
+                <w:i w:val="0"/>
+                <w:color w:val="000000"/>
+                <w:sz w:val="20"/>
+              </w:rPr>
+              <w:t>Moderate (Cloud)</w:t>
             </w:r>
           </w:p>
         </w:tc>
@@ -653,25 +736,7 @@
                 <w:color w:val="000000"/>
                 <w:sz w:val="20"/>
               </w:rPr>
-              <w:t>None</w:t>
-            </w:r>
-          </w:p>
-        </w:tc>
-        <w:tc>
-          <w:tcPr>
-            <w:tcW w:type="dxa" w:w="1500"/>
-          </w:tcPr>
-          <w:p>
-            <w:r/>
-            <w:r>
-              <w:rPr>
-                <w:rFonts w:ascii="Times New Roman" w:hAnsi="Times New Roman" w:eastAsia="Times New Roman"/>
-                <w:b w:val="0"/>
-                <w:i w:val="0"/>
-                <w:color w:val="000000"/>
-                <w:sz w:val="20"/>
-              </w:rPr>
-              <w:t>Enterprise / Office</w:t>
+              <w:t>Limited</w:t>
             </w:r>
           </w:p>
         </w:tc>
@@ -691,7 +756,7 @@
                 <w:color w:val="000000"/>
                 <w:sz w:val="20"/>
               </w:rPr>
-              <w:t>Rocket.Chat</w:t>
+              <w:t>Reddit / Stack Overflow</w:t>
             </w:r>
           </w:p>
         </w:tc>
@@ -709,7 +774,7 @@
                 <w:color w:val="000000"/>
                 <w:sz w:val="20"/>
               </w:rPr>
-              <w:t>High (WebSockets)</w:t>
+              <w:t>Yes (Public)</w:t>
             </w:r>
           </w:p>
         </w:tc>
@@ -727,7 +792,7 @@
                 <w:color w:val="000000"/>
                 <w:sz w:val="20"/>
               </w:rPr>
-              <w:t>Optional E2EE</w:t>
+              <w:t>Karma Scores</w:t>
             </w:r>
           </w:p>
         </w:tc>
@@ -745,7 +810,7 @@
                 <w:color w:val="000000"/>
                 <w:sz w:val="20"/>
               </w:rPr>
-              <w:t>None (MongoDB)</w:t>
+              <w:t>Moderate (Polling/WS)</w:t>
             </w:r>
           </w:p>
         </w:tc>
@@ -763,7 +828,7 @@
                 <w:color w:val="000000"/>
                 <w:sz w:val="20"/>
               </w:rPr>
-              <w:t>None</w:t>
+              <w:t>None (Silent Edits)</w:t>
             </w:r>
           </w:p>
         </w:tc>
@@ -781,7 +846,7 @@
                 <w:color w:val="000000"/>
                 <w:sz w:val="20"/>
               </w:rPr>
-              <w:t>Self-Hosted Organizations</w:t>
+              <w:t>Basic Chat</w:t>
             </w:r>
           </w:p>
         </w:tc>
@@ -819,7 +884,7 @@
                 <w:color w:val="000000"/>
                 <w:sz w:val="20"/>
               </w:rPr>
-              <w:t>Low (Block Polling)</w:t>
+              <w:t>No (Token Chat)</w:t>
             </w:r>
           </w:p>
         </w:tc>
@@ -837,7 +902,25 @@
                 <w:color w:val="000000"/>
                 <w:sz w:val="20"/>
               </w:rPr>
-              <w:t>Wallet Signatures</w:t>
+              <w:t>Wallet Address</w:t>
+            </w:r>
+          </w:p>
+        </w:tc>
+        <w:tc>
+          <w:tcPr>
+            <w:tcW w:type="dxa" w:w="1500"/>
+          </w:tcPr>
+          <w:p>
+            <w:r/>
+            <w:r>
+              <w:rPr>
+                <w:rFonts w:ascii="Times New Roman" w:hAnsi="Times New Roman" w:eastAsia="Times New Roman"/>
+                <w:b w:val="0"/>
+                <w:i w:val="0"/>
+                <w:color w:val="000000"/>
+                <w:sz w:val="20"/>
+              </w:rPr>
+              <w:t>Low (Block Polling)</w:t>
             </w:r>
           </w:p>
         </w:tc>
@@ -873,135 +956,7 @@
                 <w:color w:val="000000"/>
                 <w:sz w:val="20"/>
               </w:rPr>
-              <w:t>None</w:t>
-            </w:r>
-          </w:p>
-        </w:tc>
-        <w:tc>
-          <w:tcPr>
-            <w:tcW w:type="dxa" w:w="1500"/>
-          </w:tcPr>
-          <w:p>
-            <w:r/>
-            <w:r>
-              <w:rPr>
-                <w:rFonts w:ascii="Times New Roman" w:hAnsi="Times New Roman" w:eastAsia="Times New Roman"/>
-                <w:b w:val="0"/>
-                <w:i w:val="0"/>
-                <w:color w:val="000000"/>
-                <w:sz w:val="20"/>
-              </w:rPr>
-              <w:t>Public Blockchain Demos</w:t>
-            </w:r>
-          </w:p>
-        </w:tc>
-      </w:tr>
-      <w:tr>
-        <w:tc>
-          <w:tcPr>
-            <w:tcW w:type="dxa" w:w="1500"/>
-          </w:tcPr>
-          <w:p>
-            <w:r/>
-            <w:r>
-              <w:rPr>
-                <w:rFonts w:ascii="Times New Roman" w:hAnsi="Times New Roman" w:eastAsia="Times New Roman"/>
-                <w:b w:val="0"/>
-                <w:i w:val="0"/>
-                <w:color w:val="000000"/>
-                <w:sz w:val="20"/>
-              </w:rPr>
-              <w:t>Canvas / Moodle LMS</w:t>
-            </w:r>
-          </w:p>
-        </w:tc>
-        <w:tc>
-          <w:tcPr>
-            <w:tcW w:type="dxa" w:w="1500"/>
-          </w:tcPr>
-          <w:p>
-            <w:r/>
-            <w:r>
-              <w:rPr>
-                <w:rFonts w:ascii="Times New Roman" w:hAnsi="Times New Roman" w:eastAsia="Times New Roman"/>
-                <w:b w:val="0"/>
-                <w:i w:val="0"/>
-                <w:color w:val="000000"/>
-                <w:sz w:val="20"/>
-              </w:rPr>
-              <w:t>Low (HTTP Requests)</w:t>
-            </w:r>
-          </w:p>
-        </w:tc>
-        <w:tc>
-          <w:tcPr>
-            <w:tcW w:type="dxa" w:w="1500"/>
-          </w:tcPr>
-          <w:p>
-            <w:r/>
-            <w:r>
-              <w:rPr>
-                <w:rFonts w:ascii="Times New Roman" w:hAnsi="Times New Roman" w:eastAsia="Times New Roman"/>
-                <w:b w:val="0"/>
-                <w:i w:val="0"/>
-                <w:color w:val="000000"/>
-                <w:sz w:val="20"/>
-              </w:rPr>
-              <w:t>TLS Only</w:t>
-            </w:r>
-          </w:p>
-        </w:tc>
-        <w:tc>
-          <w:tcPr>
-            <w:tcW w:type="dxa" w:w="1500"/>
-          </w:tcPr>
-          <w:p>
-            <w:r/>
-            <w:r>
-              <w:rPr>
-                <w:rFonts w:ascii="Times New Roman" w:hAnsi="Times New Roman" w:eastAsia="Times New Roman"/>
-                <w:b w:val="0"/>
-                <w:i w:val="0"/>
-                <w:color w:val="000000"/>
-                <w:sz w:val="20"/>
-              </w:rPr>
-              <w:t>None (SQL Database)</w:t>
-            </w:r>
-          </w:p>
-        </w:tc>
-        <w:tc>
-          <w:tcPr>
-            <w:tcW w:type="dxa" w:w="1500"/>
-          </w:tcPr>
-          <w:p>
-            <w:r/>
-            <w:r>
-              <w:rPr>
-                <w:rFonts w:ascii="Times New Roman" w:hAnsi="Times New Roman" w:eastAsia="Times New Roman"/>
-                <w:b w:val="0"/>
-                <w:i w:val="0"/>
-                <w:color w:val="000000"/>
-                <w:sz w:val="20"/>
-              </w:rPr>
-              <w:t>None</w:t>
-            </w:r>
-          </w:p>
-        </w:tc>
-        <w:tc>
-          <w:tcPr>
-            <w:tcW w:type="dxa" w:w="1500"/>
-          </w:tcPr>
-          <w:p>
-            <w:r/>
-            <w:r>
-              <w:rPr>
-                <w:rFonts w:ascii="Times New Roman" w:hAnsi="Times New Roman" w:eastAsia="Times New Roman"/>
-                <w:b w:val="0"/>
-                <w:i w:val="0"/>
-                <w:color w:val="000000"/>
-                <w:sz w:val="20"/>
-              </w:rPr>
-              <w:t>Institutional Coursework</w:t>
+              <w:t>Wallet-to-Wallet</w:t>
             </w:r>
           </w:p>
         </w:tc>
@@ -1039,7 +994,7 @@
                 <w:color w:val="000000"/>
                 <w:sz w:val="20"/>
               </w:rPr>
-              <w:t>High (Convex WS)</w:t>
+              <w:t>Yes (Department-Targeted)</w:t>
             </w:r>
           </w:p>
         </w:tc>
@@ -1057,7 +1012,25 @@
                 <w:color w:val="000000"/>
                 <w:sz w:val="20"/>
               </w:rPr>
-              <w:t>Web Crypto (RSA/AES)</w:t>
+              <w:t>Verified (Dr, Prof, Eng)</w:t>
+            </w:r>
+          </w:p>
+        </w:tc>
+        <w:tc>
+          <w:tcPr>
+            <w:tcW w:type="dxa" w:w="1500"/>
+          </w:tcPr>
+          <w:p>
+            <w:r/>
+            <w:r>
+              <w:rPr>
+                <w:rFonts w:ascii="Times New Roman" w:hAnsi="Times New Roman" w:eastAsia="Times New Roman"/>
+                <w:b w:val="0"/>
+                <w:i w:val="0"/>
+                <w:color w:val="000000"/>
+                <w:sz w:val="20"/>
+              </w:rPr>
+              <w:t>High (Convex WS)</w:t>
             </w:r>
           </w:p>
         </w:tc>
@@ -1093,46 +1066,13 @@
                 <w:color w:val="000000"/>
                 <w:sz w:val="20"/>
               </w:rPr>
-              <w:t>BB84 TypeScript Module</w:t>
-            </w:r>
-          </w:p>
-        </w:tc>
-        <w:tc>
-          <w:tcPr>
-            <w:tcW w:type="dxa" w:w="1500"/>
-          </w:tcPr>
-          <w:p>
-            <w:r/>
-            <w:r>
-              <w:rPr>
-                <w:rFonts w:ascii="Times New Roman" w:hAnsi="Times New Roman" w:eastAsia="Times New Roman"/>
-                <w:b w:val="0"/>
-                <w:i w:val="0"/>
-                <w:color w:val="000000"/>
-                <w:sz w:val="20"/>
-              </w:rPr>
-              <w:t>Institutional Campus Prototype</w:t>
+              <w:t>End-to-End Encrypted</w:t>
             </w:r>
           </w:p>
         </w:tc>
       </w:tr>
     </w:tbl>
     <w:p/>
-    <w:p>
-      <w:pPr>
-        <w:ind w:firstLine="720"/>
-      </w:pPr>
-      <w:r>
-        <w:rPr>
-          <w:rFonts w:ascii="Times New Roman" w:hAnsi="Times New Roman" w:eastAsia="Times New Roman"/>
-          <w:b w:val="0"/>
-          <w:i w:val="0"/>
-          <w:color w:val="000000"/>
-          <w:sz w:val="24"/>
-        </w:rPr>
-        <w:t>Commercial messengers like WhatsApp employ robust end-to-end encryption (Meta, 2023; Marlinspike &amp; Perrin, 2016), but lack mechanisms for independent institutional audit trails. Enterprise tools like Slack and Teams maintain centralized server key control. Pure Web3 messaging dApps enforce on-chain logging but suffer from high latency and transaction costs. Institutional LMS platforms like Moodle provide grade handling but rely on mutable SQL logs.</w:t>
-      </w:r>
-    </w:p>
     <w:p>
       <w:pPr>
         <w:pStyle w:val="Heading2"/>
@@ -1145,7 +1085,7 @@
           <w:color w:val="000000"/>
           <w:sz w:val="26"/>
         </w:rPr>
-        <w:t>2.4 Identified Domain Gaps</w:t>
+        <w:t>2.8 Identified Domain Gaps</w:t>
       </w:r>
     </w:p>
     <w:p>
@@ -1160,7 +1100,7 @@
           <w:color w:val="000000"/>
           <w:sz w:val="24"/>
         </w:rPr>
-        <w:t>Literature and current software platforms reveal three major gaps:</w:t>
+        <w:t>This literature review reveals three primary deficiencies in contemporary campus software:</w:t>
       </w:r>
     </w:p>
     <w:p>
@@ -1175,7 +1115,7 @@
           <w:color w:val="000000"/>
           <w:sz w:val="24"/>
         </w:rPr>
-        <w:t>Binary separation of Web2 and Web3 architectures: Existing platforms treat cloud databases and blockchain ledgers as mutually exclusive rather than combining cloud speed with blockchain auditability.</w:t>
+        <w:t>Absence of an Open, Verified Academic Forum: Universities lack an accessible platform where students can seek coursework help and share findings without infringing on faculty personal phone numbers or standing in office queues.</w:t>
       </w:r>
     </w:p>
     <w:p>
@@ -1190,7 +1130,7 @@
           <w:color w:val="000000"/>
           <w:sz w:val="24"/>
         </w:rPr>
-        <w:t>Mutable institutional activity logs: Learning management systems lack cryptographic mechanisms to prove file state integrity during academic submission disputes.</w:t>
+        <w:t>Lack of Verified Academic Authority: Existing social chat tools treat all members identically, failing to distinguish authoritative answers authored by verified departmental scholars from casual peer speculation.</w:t>
       </w:r>
     </w:p>
     <w:p>
@@ -1205,7 +1145,7 @@
           <w:color w:val="000000"/>
           <w:sz w:val="24"/>
         </w:rPr>
-        <w:t>Theoretical abstraction of post-quantum education: Academic discussion of quantum threat (Bernstein &amp; Lange, 2017) rarely translates into accessible software implementations for undergraduate instruction.</w:t>
+        <w:t>Vulnerability of Academic Records to Tampering: Current learning platforms rely exclusively on mutable cloud databases where audit logs can be altered, pruned, or disputed without cryptographic verification.</w:t>
       </w:r>
     </w:p>
     <w:sectPr>

--- a/Documentation/Chapter_2_Literature_Review.docx
+++ b/Documentation/Chapter_2_Literature_Review.docx
@@ -74,7 +74,7 @@
           <w:color w:val="000000"/>
           <w:sz w:val="24"/>
         </w:rPr>
-        <w:t>Learning Management Systems such as Canvas, Moodle, and Blackboard provide built-in discussion boards. While these tools are institutionally managed, their user experience is notoriously cumbersome. LMS discussion boards suffer from rigid course silos, meaning students cannot discover discussions across related disciplines or consult faculty in adjacent departments. Furthermore, traditional LMS boards lack instant push delivery, operating on slow page refreshes that discourage lively academic debate. Consequently, student participation rates on LMS discussion forums remain low.</w:t>
+        <w:t>Learning Management Systems such as Canvas, Moodle, and Blackboard provide built-in discussion boards. While these tools are institutionally managed, their user experience is notoriously cumbersome. LMS discussion boards suffer from rigid course silos, meaning students cannot discover discussions across related disciplines or consult faculty in adjacent departments. Traditional LMS boards also lack instant push delivery, operating on slow page refreshes that discourage lively academic debate. Consequently, student participation rates on LMS discussion forums remain low.</w:t>
       </w:r>
     </w:p>
     <w:p>
@@ -104,7 +104,67 @@
           <w:color w:val="000000"/>
           <w:sz w:val="24"/>
         </w:rPr>
-        <w:t>Faced with these limitations, students and faculty universally default to commercial messaging applications like WhatsApp (Meta, 2023). While WhatsApp delivers instant mobile messaging, its adoption for higher education communication creates severe dysfunction. It requires lecturers to expose personal phone numbers, inviting late-night calls and unsolicited messages. Moreover, WhatsApp groups are unstructured: questions and answers are buried in linear chat streams, academic files cannot be indexed, and answers cannot be referenced by future student cohorts. Most importantly, WhatsApp allows "Delete for Everyone" and offers no mechanism to cryptographically prove that an announcement, assignment instruction, or submission was made.</w:t>
+        <w:t>Faced with these limitations, students and faculty universally default to commercial messaging applications like WhatsApp (Meta, 2023). While WhatsApp delivers instant mobile messaging, its adoption for higher education communication creates severe dysfunction. It requires lecturers to expose personal phone numbers, inviting late-night calls and unsolicited messages. In practice, WhatsApp groups are unstructured: questions and answers are buried in linear chat streams, academic files cannot be indexed, and answers cannot be referenced by future student cohorts. Most importantly, WhatsApp allows "Delete for Everyone" and offers no mechanism to cryptographically prove that an announcement, assignment instruction, or submission was made.</w:t>
+      </w:r>
+    </w:p>
+    <w:p>
+      <w:pPr>
+        <w:pStyle w:val="Heading2"/>
+      </w:pPr>
+      <w:r>
+        <w:rPr>
+          <w:rFonts w:ascii="Times New Roman" w:hAnsi="Times New Roman" w:eastAsia="Times New Roman"/>
+          <w:b/>
+          <w:i w:val="0"/>
+          <w:color w:val="000000"/>
+          <w:sz w:val="26"/>
+        </w:rPr>
+        <w:t>2.1.6 AI-Based Content Moderation</w:t>
+      </w:r>
+    </w:p>
+    <w:p>
+      <w:pPr>
+        <w:ind w:firstLine="720"/>
+      </w:pPr>
+      <w:r>
+        <w:rPr>
+          <w:rFonts w:ascii="Times New Roman" w:hAnsi="Times New Roman" w:eastAsia="Times New Roman"/>
+          <w:b w:val="0"/>
+          <w:i w:val="0"/>
+          <w:color w:val="000000"/>
+          <w:sz w:val="24"/>
+        </w:rPr>
+        <w:t>Automated content moderation is essential for maintaining the focus and intellectual standard of online academic environments. Traditional moderation architectures rely on static keyword blacklists and regular expressions to block unwanted text. However, rule-based filtering lacks semantic awareness, failing to distinguish between genuine technical inquiries that happen to use informal words and non-academic chatter disguised with academic terminology. Recent developments in Large Language Models (LLMs) have introduced contextual text classification capable of evaluating complex semantic intent (Inception Labs, 2025). Models such as Mercury 2 can read the full context of a question and determine whether both the title and body represent authentic academic coursework inquiries, while simultaneously verifying alignment with specific departmental subject domains.</w:t>
+      </w:r>
+    </w:p>
+    <w:p>
+      <w:pPr>
+        <w:ind w:firstLine="720"/>
+      </w:pPr>
+      <w:r>
+        <w:rPr>
+          <w:rFonts w:ascii="Times New Roman" w:hAnsi="Times New Roman" w:eastAsia="Times New Roman"/>
+          <w:b w:val="0"/>
+          <w:i w:val="0"/>
+          <w:color w:val="000000"/>
+          <w:sz w:val="24"/>
+        </w:rPr>
+        <w:t>A vital consideration when deploying language models for programmatic content verification is the enforcement of structured JSON outputs. Conversational text generation produces variable prose that requires complex, brittle parsing logic on client applications. By utilizing structured JSON schemas (such as response_format: { type: 'json_object' }), the language model is constrained to output deterministic, machine-readable validation objects containing explicit boolean flags (such as titleOk, detailsOk, and departmentMatch) and classified topic strings. This enables deterministic programmatic evaluation in application logic without ambiguous natural language parsing.</w:t>
+      </w:r>
+    </w:p>
+    <w:p>
+      <w:pPr>
+        <w:ind w:firstLine="720"/>
+      </w:pPr>
+      <w:r>
+        <w:rPr>
+          <w:rFonts w:ascii="Times New Roman" w:hAnsi="Times New Roman" w:eastAsia="Times New Roman"/>
+          <w:b w:val="0"/>
+          <w:i w:val="0"/>
+          <w:color w:val="000000"/>
+          <w:sz w:val="24"/>
+        </w:rPr>
+        <w:t>Additionally, OpenAI-compatible chat completion APIs (/v1/chat/completions) enable low-latency classification in modern web applications. Because these HTTP REST endpoints adhere to standardized request formats, single-page applications can invoke inference directly during the form validation cycle. High-throughput architectures such as Mercury 2 provide inference latencies of a few hundred milliseconds, ensuring that pre-submission academic screening occurs synchronously without degrading the responsiveness of the user interface.</w:t>
       </w:r>
     </w:p>
     <w:p>
@@ -976,6 +1036,116 @@
                 <w:color w:val="000000"/>
                 <w:sz w:val="20"/>
               </w:rPr>
+              <w:t>Mercury 2 (Inception Labs)</w:t>
+            </w:r>
+          </w:p>
+        </w:tc>
+        <w:tc>
+          <w:tcPr>
+            <w:tcW w:type="dxa" w:w="1500"/>
+          </w:tcPr>
+          <w:p>
+            <w:r/>
+            <w:r>
+              <w:rPr>
+                <w:rFonts w:ascii="Times New Roman" w:hAnsi="Times New Roman" w:eastAsia="Times New Roman"/>
+                <w:b w:val="0"/>
+                <w:i w:val="0"/>
+                <w:color w:val="000000"/>
+                <w:sz w:val="20"/>
+              </w:rPr>
+              <w:t>AI Academic Moderation</w:t>
+            </w:r>
+          </w:p>
+        </w:tc>
+        <w:tc>
+          <w:tcPr>
+            <w:tcW w:type="dxa" w:w="1500"/>
+          </w:tcPr>
+          <w:p>
+            <w:r/>
+            <w:r>
+              <w:rPr>
+                <w:rFonts w:ascii="Times New Roman" w:hAnsi="Times New Roman" w:eastAsia="Times New Roman"/>
+                <w:b w:val="0"/>
+                <w:i w:val="0"/>
+                <w:color w:val="000000"/>
+                <w:sz w:val="20"/>
+              </w:rPr>
+              <w:t>N/A (Automated Filter)</w:t>
+            </w:r>
+          </w:p>
+        </w:tc>
+        <w:tc>
+          <w:tcPr>
+            <w:tcW w:type="dxa" w:w="1500"/>
+          </w:tcPr>
+          <w:p>
+            <w:r/>
+            <w:r>
+              <w:rPr>
+                <w:rFonts w:ascii="Times New Roman" w:hAnsi="Times New Roman" w:eastAsia="Times New Roman"/>
+                <w:b w:val="0"/>
+                <w:i w:val="0"/>
+                <w:color w:val="000000"/>
+                <w:sz w:val="20"/>
+              </w:rPr>
+              <w:t>High (REST API)</w:t>
+            </w:r>
+          </w:p>
+        </w:tc>
+        <w:tc>
+          <w:tcPr>
+            <w:tcW w:type="dxa" w:w="1500"/>
+          </w:tcPr>
+          <w:p>
+            <w:r/>
+            <w:r>
+              <w:rPr>
+                <w:rFonts w:ascii="Times New Roman" w:hAnsi="Times New Roman" w:eastAsia="Times New Roman"/>
+                <w:b w:val="0"/>
+                <w:i w:val="0"/>
+                <w:color w:val="000000"/>
+                <w:sz w:val="20"/>
+              </w:rPr>
+              <w:t>Deterministic JSON</w:t>
+            </w:r>
+          </w:p>
+        </w:tc>
+        <w:tc>
+          <w:tcPr>
+            <w:tcW w:type="dxa" w:w="1500"/>
+          </w:tcPr>
+          <w:p>
+            <w:r/>
+            <w:r>
+              <w:rPr>
+                <w:rFonts w:ascii="Times New Roman" w:hAnsi="Times New Roman" w:eastAsia="Times New Roman"/>
+                <w:b w:val="0"/>
+                <w:i w:val="0"/>
+                <w:color w:val="000000"/>
+                <w:sz w:val="20"/>
+              </w:rPr>
+              <w:t>Pre-Submission Guard</w:t>
+            </w:r>
+          </w:p>
+        </w:tc>
+      </w:tr>
+      <w:tr>
+        <w:tc>
+          <w:tcPr>
+            <w:tcW w:type="dxa" w:w="1500"/>
+          </w:tcPr>
+          <w:p>
+            <w:r/>
+            <w:r>
+              <w:rPr>
+                <w:rFonts w:ascii="Times New Roman" w:hAnsi="Times New Roman" w:eastAsia="Times New Roman"/>
+                <w:b w:val="0"/>
+                <w:i w:val="0"/>
+                <w:color w:val="000000"/>
+                <w:sz w:val="20"/>
+              </w:rPr>
               <w:t>QCampus Connect (This Project)</w:t>
             </w:r>
           </w:p>
